--- a/Requisitos AppChat.docx
+++ b/Requisitos AppChat.docx
@@ -4,12 +4,44 @@
   <w:body>
     <w:p>
       <w:r>
+        <w:rPr>
+          <w:color w:val="45B0E1" w:themeColor="accent1" w:themeTint="99"/>
+        </w:rPr>
+        <w:t>Actividad 1</w:t>
+      </w:r>
+      <w:r>
+        <w:t xml:space="preserve">: </w:t>
+      </w:r>
+      <w:r>
         <w:t>AUTENTICACIÓN USUARIO</w:t>
       </w:r>
     </w:p>
     <w:p>
       <w:r>
         <w:tab/>
+      </w:r>
+      <w:r>
+        <w:rPr>
+          <w:color w:val="8DD873" w:themeColor="accent6" w:themeTint="99"/>
+        </w:rPr>
+        <w:t>P</w:t>
+      </w:r>
+      <w:r>
+        <w:rPr>
+          <w:color w:val="8DD873" w:themeColor="accent6" w:themeTint="99"/>
+        </w:rPr>
+        <w:t>arte</w:t>
+      </w:r>
+      <w:r>
+        <w:rPr>
+          <w:color w:val="8DD873" w:themeColor="accent6" w:themeTint="99"/>
+        </w:rPr>
+        <w:t xml:space="preserve"> 1</w:t>
+      </w:r>
+      <w:r>
+        <w:t xml:space="preserve">: </w:t>
+      </w:r>
+      <w:r>
         <w:t>Registrar usuario</w:t>
       </w:r>
     </w:p>
@@ -17,6 +49,224 @@
       <w:r>
         <w:tab/>
       </w:r>
+      <w:r>
+        <w:tab/>
+      </w:r>
+      <w:r>
+        <w:rPr>
+          <w:color w:val="FFC000"/>
+        </w:rPr>
+        <w:t>Detalle 1</w:t>
+      </w:r>
+      <w:r>
+        <w:t xml:space="preserve">: </w:t>
+      </w:r>
+      <w:r>
+        <w:t>Poner n</w:t>
+      </w:r>
+      <w:r>
+        <w:t>ombre completo</w:t>
+      </w:r>
+    </w:p>
+    <w:p>
+      <w:r>
+        <w:tab/>
+      </w:r>
+      <w:r>
+        <w:tab/>
+      </w:r>
+      <w:r>
+        <w:rPr>
+          <w:color w:val="FFC000"/>
+        </w:rPr>
+        <w:t>Detalle 2</w:t>
+      </w:r>
+      <w:r>
+        <w:t xml:space="preserve">: </w:t>
+      </w:r>
+      <w:r>
+        <w:t>Poner f</w:t>
+      </w:r>
+      <w:r>
+        <w:t>echa nacimiento</w:t>
+      </w:r>
+    </w:p>
+    <w:p>
+      <w:r>
+        <w:tab/>
+      </w:r>
+      <w:r>
+        <w:tab/>
+      </w:r>
+      <w:r>
+        <w:rPr>
+          <w:color w:val="FFC000"/>
+        </w:rPr>
+        <w:t xml:space="preserve">Detalle </w:t>
+      </w:r>
+      <w:r>
+        <w:rPr>
+          <w:color w:val="FFC000"/>
+        </w:rPr>
+        <w:t>3</w:t>
+      </w:r>
+      <w:r>
+        <w:t>:</w:t>
+      </w:r>
+      <w:r>
+        <w:t xml:space="preserve"> </w:t>
+      </w:r>
+      <w:r>
+        <w:t>Poner e</w:t>
+      </w:r>
+      <w:r>
+        <w:t>mail</w:t>
+      </w:r>
+    </w:p>
+    <w:p>
+      <w:r>
+        <w:tab/>
+      </w:r>
+      <w:r>
+        <w:tab/>
+      </w:r>
+      <w:r>
+        <w:rPr>
+          <w:color w:val="FFC000"/>
+        </w:rPr>
+        <w:t xml:space="preserve">Detalle </w:t>
+      </w:r>
+      <w:r>
+        <w:rPr>
+          <w:color w:val="FFC000"/>
+        </w:rPr>
+        <w:t>4</w:t>
+      </w:r>
+      <w:r>
+        <w:t xml:space="preserve">: </w:t>
+      </w:r>
+      <w:r>
+        <w:t>Poner i</w:t>
+      </w:r>
+      <w:r>
+        <w:t>magen perfil</w:t>
+      </w:r>
+      <w:r>
+        <w:t xml:space="preserve"> (opcional)</w:t>
+      </w:r>
+    </w:p>
+    <w:p>
+      <w:r>
+        <w:tab/>
+      </w:r>
+      <w:r>
+        <w:tab/>
+      </w:r>
+      <w:r>
+        <w:rPr>
+          <w:color w:val="FFC000"/>
+        </w:rPr>
+        <w:t xml:space="preserve">Detalle </w:t>
+      </w:r>
+      <w:r>
+        <w:rPr>
+          <w:color w:val="FFC000"/>
+        </w:rPr>
+        <w:t>5</w:t>
+      </w:r>
+      <w:r>
+        <w:t xml:space="preserve">: </w:t>
+      </w:r>
+      <w:r>
+        <w:t>Poner n</w:t>
+      </w:r>
+      <w:r>
+        <w:t>úmero de teléfono</w:t>
+      </w:r>
+    </w:p>
+    <w:p>
+      <w:r>
+        <w:tab/>
+      </w:r>
+      <w:r>
+        <w:tab/>
+      </w:r>
+      <w:r>
+        <w:rPr>
+          <w:color w:val="FFC000"/>
+        </w:rPr>
+        <w:t xml:space="preserve">Detalle </w:t>
+      </w:r>
+      <w:r>
+        <w:rPr>
+          <w:color w:val="FFC000"/>
+        </w:rPr>
+        <w:t>6</w:t>
+      </w:r>
+      <w:r>
+        <w:t xml:space="preserve">: </w:t>
+      </w:r>
+      <w:r>
+        <w:t>Crear c</w:t>
+      </w:r>
+      <w:r>
+        <w:t>ontraseña</w:t>
+      </w:r>
+    </w:p>
+    <w:p>
+      <w:r>
+        <w:tab/>
+      </w:r>
+      <w:r>
+        <w:tab/>
+      </w:r>
+      <w:r>
+        <w:rPr>
+          <w:color w:val="FFC000"/>
+        </w:rPr>
+        <w:t xml:space="preserve">Detalle </w:t>
+      </w:r>
+      <w:r>
+        <w:rPr>
+          <w:color w:val="FFC000"/>
+        </w:rPr>
+        <w:t>7</w:t>
+      </w:r>
+      <w:r>
+        <w:t xml:space="preserve">: </w:t>
+      </w:r>
+      <w:r>
+        <w:t>Poner m</w:t>
+      </w:r>
+      <w:r>
+        <w:t>ensaje de saludo (opcional)</w:t>
+      </w:r>
+    </w:p>
+    <w:p>
+      <w:r>
+        <w:tab/>
+      </w:r>
+      <w:r>
+        <w:rPr>
+          <w:color w:val="8DD873" w:themeColor="accent6" w:themeTint="99"/>
+        </w:rPr>
+        <w:t>Pa</w:t>
+      </w:r>
+      <w:r>
+        <w:rPr>
+          <w:color w:val="8DD873" w:themeColor="accent6" w:themeTint="99"/>
+        </w:rPr>
+        <w:t>rte</w:t>
+      </w:r>
+      <w:r>
+        <w:rPr>
+          <w:color w:val="8DD873" w:themeColor="accent6" w:themeTint="99"/>
+        </w:rPr>
+        <w:t xml:space="preserve"> 2</w:t>
+      </w:r>
+      <w:r>
+        <w:t xml:space="preserve">: </w:t>
+      </w:r>
       <w:proofErr w:type="spellStart"/>
       <w:r>
         <w:t>Login</w:t>
@@ -24,6 +274,814 @@
       <w:proofErr w:type="spellEnd"/>
       <w:r>
         <w:t xml:space="preserve"> usuario</w:t>
+      </w:r>
+    </w:p>
+    <w:p>
+      <w:r>
+        <w:tab/>
+      </w:r>
+      <w:r>
+        <w:tab/>
+      </w:r>
+      <w:r>
+        <w:rPr>
+          <w:color w:val="FFC000"/>
+        </w:rPr>
+        <w:t xml:space="preserve">Detalle </w:t>
+      </w:r>
+      <w:r>
+        <w:rPr>
+          <w:color w:val="FFC000"/>
+        </w:rPr>
+        <w:t>1</w:t>
+      </w:r>
+      <w:r>
+        <w:t xml:space="preserve">: </w:t>
+      </w:r>
+      <w:r>
+        <w:t>Poner n</w:t>
+      </w:r>
+      <w:r>
+        <w:t>úmero de teléfono</w:t>
+      </w:r>
+    </w:p>
+    <w:p>
+      <w:r>
+        <w:tab/>
+      </w:r>
+      <w:r>
+        <w:tab/>
+      </w:r>
+      <w:r>
+        <w:rPr>
+          <w:color w:val="FFC000"/>
+        </w:rPr>
+        <w:t xml:space="preserve">Detalle </w:t>
+      </w:r>
+      <w:r>
+        <w:rPr>
+          <w:color w:val="FFC000"/>
+        </w:rPr>
+        <w:t>2</w:t>
+      </w:r>
+      <w:r>
+        <w:t xml:space="preserve">: </w:t>
+      </w:r>
+      <w:r>
+        <w:t>Poner c</w:t>
+      </w:r>
+      <w:r>
+        <w:t>ontraseña</w:t>
+      </w:r>
+    </w:p>
+    <w:p>
+      <w:r>
+        <w:rPr>
+          <w:color w:val="45B0E1" w:themeColor="accent1" w:themeTint="99"/>
+        </w:rPr>
+        <w:t>Actividad 2</w:t>
+      </w:r>
+      <w:r>
+        <w:t xml:space="preserve">: </w:t>
+      </w:r>
+      <w:r>
+        <w:t>EXPLORAR CONTACTOS</w:t>
+      </w:r>
+    </w:p>
+    <w:p>
+      <w:r>
+        <w:tab/>
+      </w:r>
+      <w:r>
+        <w:rPr>
+          <w:color w:val="8DD873" w:themeColor="accent6" w:themeTint="99"/>
+        </w:rPr>
+        <w:t>P</w:t>
+      </w:r>
+      <w:r>
+        <w:rPr>
+          <w:color w:val="8DD873" w:themeColor="accent6" w:themeTint="99"/>
+        </w:rPr>
+        <w:t>arte</w:t>
+      </w:r>
+      <w:r>
+        <w:rPr>
+          <w:color w:val="8DD873" w:themeColor="accent6" w:themeTint="99"/>
+        </w:rPr>
+        <w:t xml:space="preserve"> 1</w:t>
+      </w:r>
+      <w:r>
+        <w:t xml:space="preserve">: </w:t>
+      </w:r>
+      <w:r>
+        <w:t>Buscar por nombre, número de teléfono</w:t>
+      </w:r>
+    </w:p>
+    <w:p>
+      <w:r>
+        <w:tab/>
+      </w:r>
+      <w:r>
+        <w:rPr>
+          <w:color w:val="8DD873" w:themeColor="accent6" w:themeTint="99"/>
+        </w:rPr>
+        <w:t>Pa</w:t>
+      </w:r>
+      <w:r>
+        <w:rPr>
+          <w:color w:val="8DD873" w:themeColor="accent6" w:themeTint="99"/>
+        </w:rPr>
+        <w:t>rte</w:t>
+      </w:r>
+      <w:r>
+        <w:rPr>
+          <w:color w:val="8DD873" w:themeColor="accent6" w:themeTint="99"/>
+        </w:rPr>
+        <w:t xml:space="preserve"> 2</w:t>
+      </w:r>
+      <w:r>
+        <w:t xml:space="preserve">: </w:t>
+      </w:r>
+      <w:r>
+        <w:t>Listar contactos</w:t>
+      </w:r>
+    </w:p>
+    <w:p>
+      <w:r>
+        <w:rPr>
+          <w:color w:val="45B0E1" w:themeColor="accent1" w:themeTint="99"/>
+        </w:rPr>
+        <w:t xml:space="preserve">Actividad </w:t>
+      </w:r>
+      <w:r>
+        <w:rPr>
+          <w:color w:val="45B0E1" w:themeColor="accent1" w:themeTint="99"/>
+        </w:rPr>
+        <w:t>3</w:t>
+      </w:r>
+      <w:r>
+        <w:t>:</w:t>
+      </w:r>
+      <w:r>
+        <w:t xml:space="preserve"> </w:t>
+      </w:r>
+      <w:r>
+        <w:t>GESTIONAR CONTACTOS</w:t>
+      </w:r>
+    </w:p>
+    <w:p>
+      <w:r>
+        <w:tab/>
+      </w:r>
+      <w:r>
+        <w:rPr>
+          <w:color w:val="8DD873" w:themeColor="accent6" w:themeTint="99"/>
+        </w:rPr>
+        <w:t>Pa</w:t>
+      </w:r>
+      <w:r>
+        <w:rPr>
+          <w:color w:val="8DD873" w:themeColor="accent6" w:themeTint="99"/>
+        </w:rPr>
+        <w:t xml:space="preserve">rte </w:t>
+      </w:r>
+      <w:r>
+        <w:rPr>
+          <w:color w:val="8DD873" w:themeColor="accent6" w:themeTint="99"/>
+        </w:rPr>
+        <w:t>1</w:t>
+      </w:r>
+      <w:r>
+        <w:t xml:space="preserve">: </w:t>
+      </w:r>
+      <w:r>
+        <w:t>Añadir contacto</w:t>
+      </w:r>
+    </w:p>
+    <w:p>
+      <w:r>
+        <w:tab/>
+      </w:r>
+      <w:r>
+        <w:tab/>
+      </w:r>
+      <w:r>
+        <w:rPr>
+          <w:color w:val="FFC000"/>
+        </w:rPr>
+        <w:t xml:space="preserve">Detalle </w:t>
+      </w:r>
+      <w:r>
+        <w:rPr>
+          <w:color w:val="FFC000"/>
+        </w:rPr>
+        <w:t>1</w:t>
+      </w:r>
+      <w:r>
+        <w:t xml:space="preserve">: </w:t>
+      </w:r>
+      <w:r>
+        <w:t>Poner n</w:t>
+      </w:r>
+      <w:r>
+        <w:t>ombre</w:t>
+      </w:r>
+    </w:p>
+    <w:p>
+      <w:r>
+        <w:tab/>
+      </w:r>
+      <w:r>
+        <w:tab/>
+      </w:r>
+      <w:r>
+        <w:rPr>
+          <w:color w:val="FFC000"/>
+        </w:rPr>
+        <w:t>Detalle 2</w:t>
+      </w:r>
+      <w:r>
+        <w:t>:</w:t>
+      </w:r>
+      <w:r>
+        <w:t xml:space="preserve"> Poner</w:t>
+      </w:r>
+      <w:r>
+        <w:t xml:space="preserve"> </w:t>
+      </w:r>
+      <w:r>
+        <w:t>n</w:t>
+      </w:r>
+      <w:r>
+        <w:t>úmero de teléfono (debe existir)</w:t>
+      </w:r>
+    </w:p>
+    <w:p>
+      <w:r>
+        <w:rPr>
+          <w:color w:val="8DD873" w:themeColor="accent6" w:themeTint="99"/>
+        </w:rPr>
+        <w:tab/>
+      </w:r>
+      <w:r>
+        <w:rPr>
+          <w:color w:val="8DD873" w:themeColor="accent6" w:themeTint="99"/>
+        </w:rPr>
+        <w:t>Pa</w:t>
+      </w:r>
+      <w:r>
+        <w:rPr>
+          <w:color w:val="8DD873" w:themeColor="accent6" w:themeTint="99"/>
+        </w:rPr>
+        <w:t>rte</w:t>
+      </w:r>
+      <w:r>
+        <w:rPr>
+          <w:color w:val="8DD873" w:themeColor="accent6" w:themeTint="99"/>
+        </w:rPr>
+        <w:t xml:space="preserve"> 2</w:t>
+      </w:r>
+      <w:r>
+        <w:t xml:space="preserve">: </w:t>
+      </w:r>
+      <w:r>
+        <w:t>Crear grupo</w:t>
+      </w:r>
+    </w:p>
+    <w:p>
+      <w:r>
+        <w:tab/>
+      </w:r>
+      <w:r>
+        <w:tab/>
+      </w:r>
+      <w:r>
+        <w:rPr>
+          <w:color w:val="FFC000"/>
+        </w:rPr>
+        <w:t xml:space="preserve">Detalle </w:t>
+      </w:r>
+      <w:r>
+        <w:rPr>
+          <w:color w:val="FFC000"/>
+        </w:rPr>
+        <w:t>1</w:t>
+      </w:r>
+      <w:r>
+        <w:t xml:space="preserve">: </w:t>
+      </w:r>
+      <w:r>
+        <w:t>Introducir c</w:t>
+      </w:r>
+      <w:r>
+        <w:t>ontactos</w:t>
+      </w:r>
+    </w:p>
+    <w:p>
+      <w:r>
+        <w:tab/>
+      </w:r>
+      <w:r>
+        <w:tab/>
+      </w:r>
+      <w:r>
+        <w:rPr>
+          <w:color w:val="FFC000"/>
+        </w:rPr>
+        <w:t>Detalle 2</w:t>
+      </w:r>
+      <w:r>
+        <w:t xml:space="preserve">: </w:t>
+      </w:r>
+      <w:r>
+        <w:t>Poner n</w:t>
+      </w:r>
+      <w:r>
+        <w:t>ombre</w:t>
+      </w:r>
+      <w:r>
+        <w:t xml:space="preserve"> grupo</w:t>
+      </w:r>
+    </w:p>
+    <w:p>
+      <w:r>
+        <w:tab/>
+      </w:r>
+      <w:r>
+        <w:tab/>
+      </w:r>
+      <w:r>
+        <w:rPr>
+          <w:color w:val="FFC000"/>
+        </w:rPr>
+        <w:t xml:space="preserve">Detalle </w:t>
+      </w:r>
+      <w:r>
+        <w:rPr>
+          <w:color w:val="FFC000"/>
+        </w:rPr>
+        <w:t>3</w:t>
+      </w:r>
+      <w:r>
+        <w:t xml:space="preserve">: </w:t>
+      </w:r>
+      <w:r>
+        <w:t>Poner i</w:t>
+      </w:r>
+      <w:r>
+        <w:t>magen (opcional)</w:t>
+      </w:r>
+    </w:p>
+    <w:p>
+      <w:r>
+        <w:tab/>
+      </w:r>
+      <w:r>
+        <w:rPr>
+          <w:color w:val="8DD873" w:themeColor="accent6" w:themeTint="99"/>
+        </w:rPr>
+        <w:t>Pa</w:t>
+      </w:r>
+      <w:r>
+        <w:rPr>
+          <w:color w:val="8DD873" w:themeColor="accent6" w:themeTint="99"/>
+        </w:rPr>
+        <w:t>rte</w:t>
+      </w:r>
+      <w:r>
+        <w:rPr>
+          <w:color w:val="8DD873" w:themeColor="accent6" w:themeTint="99"/>
+        </w:rPr>
+        <w:t xml:space="preserve"> </w:t>
+      </w:r>
+      <w:r>
+        <w:rPr>
+          <w:color w:val="8DD873" w:themeColor="accent6" w:themeTint="99"/>
+        </w:rPr>
+        <w:t>3</w:t>
+      </w:r>
+      <w:r>
+        <w:t xml:space="preserve">: </w:t>
+      </w:r>
+      <w:r>
+        <w:t>Eliminar grupo</w:t>
+      </w:r>
+    </w:p>
+    <w:p>
+      <w:r>
+        <w:tab/>
+      </w:r>
+      <w:r>
+        <w:tab/>
+      </w:r>
+      <w:bookmarkStart w:id="0" w:name="_Hlk178762094"/>
+      <w:r>
+        <w:rPr>
+          <w:color w:val="FFC000"/>
+        </w:rPr>
+        <w:t>Detalle 1</w:t>
+      </w:r>
+      <w:r>
+        <w:t>: Confirmar eliminación</w:t>
+      </w:r>
+      <w:bookmarkEnd w:id="0"/>
+    </w:p>
+    <w:p>
+      <w:r>
+        <w:tab/>
+      </w:r>
+      <w:r>
+        <w:rPr>
+          <w:color w:val="8DD873" w:themeColor="accent6" w:themeTint="99"/>
+        </w:rPr>
+        <w:t>Pa</w:t>
+      </w:r>
+      <w:r>
+        <w:rPr>
+          <w:color w:val="8DD873" w:themeColor="accent6" w:themeTint="99"/>
+        </w:rPr>
+        <w:t>rte</w:t>
+      </w:r>
+      <w:r>
+        <w:rPr>
+          <w:color w:val="8DD873" w:themeColor="accent6" w:themeTint="99"/>
+        </w:rPr>
+        <w:t xml:space="preserve"> </w:t>
+      </w:r>
+      <w:r>
+        <w:rPr>
+          <w:color w:val="8DD873" w:themeColor="accent6" w:themeTint="99"/>
+        </w:rPr>
+        <w:t>4</w:t>
+      </w:r>
+      <w:r>
+        <w:t xml:space="preserve">: </w:t>
+      </w:r>
+      <w:r>
+        <w:t>Eliminar contacto</w:t>
+      </w:r>
+    </w:p>
+    <w:p>
+      <w:pPr>
+        <w:ind w:left="708" w:firstLine="708"/>
+      </w:pPr>
+      <w:r>
+        <w:rPr>
+          <w:color w:val="FFC000"/>
+        </w:rPr>
+        <w:t>Detalle 1</w:t>
+      </w:r>
+      <w:r>
+        <w:t>: Confirmar eliminación</w:t>
+      </w:r>
+    </w:p>
+    <w:p>
+      <w:r>
+        <w:rPr>
+          <w:color w:val="45B0E1" w:themeColor="accent1" w:themeTint="99"/>
+        </w:rPr>
+        <w:t xml:space="preserve">Actividad </w:t>
+      </w:r>
+      <w:r>
+        <w:rPr>
+          <w:color w:val="45B0E1" w:themeColor="accent1" w:themeTint="99"/>
+        </w:rPr>
+        <w:t>4</w:t>
+      </w:r>
+      <w:r>
+        <w:t>:</w:t>
+      </w:r>
+      <w:r>
+        <w:t xml:space="preserve"> </w:t>
+      </w:r>
+      <w:r>
+        <w:t>INTERCAMBIO MENSAJES</w:t>
+      </w:r>
+    </w:p>
+    <w:p>
+      <w:r>
+        <w:tab/>
+      </w:r>
+      <w:r>
+        <w:rPr>
+          <w:color w:val="8DD873" w:themeColor="accent6" w:themeTint="99"/>
+        </w:rPr>
+        <w:t>Pa</w:t>
+      </w:r>
+      <w:r>
+        <w:rPr>
+          <w:color w:val="8DD873" w:themeColor="accent6" w:themeTint="99"/>
+        </w:rPr>
+        <w:t>rte</w:t>
+      </w:r>
+      <w:r>
+        <w:rPr>
+          <w:color w:val="8DD873" w:themeColor="accent6" w:themeTint="99"/>
+        </w:rPr>
+        <w:t xml:space="preserve"> </w:t>
+      </w:r>
+      <w:r>
+        <w:rPr>
+          <w:color w:val="8DD873" w:themeColor="accent6" w:themeTint="99"/>
+        </w:rPr>
+        <w:t>1</w:t>
+      </w:r>
+      <w:r>
+        <w:t xml:space="preserve">: </w:t>
+      </w:r>
+      <w:r>
+        <w:t>Enviar mensaje</w:t>
+      </w:r>
+      <w:r>
+        <w:t xml:space="preserve"> a contacto</w:t>
+      </w:r>
+    </w:p>
+    <w:p>
+      <w:r>
+        <w:tab/>
+      </w:r>
+      <w:r>
+        <w:tab/>
+      </w:r>
+      <w:r>
+        <w:rPr>
+          <w:color w:val="FFC000"/>
+        </w:rPr>
+        <w:t>Detalle 1</w:t>
+      </w:r>
+      <w:r>
+        <w:t>: Seleccionar contacto</w:t>
+      </w:r>
+    </w:p>
+    <w:p>
+      <w:r>
+        <w:tab/>
+      </w:r>
+      <w:r>
+        <w:tab/>
+      </w:r>
+      <w:r>
+        <w:rPr>
+          <w:color w:val="FFC000"/>
+        </w:rPr>
+        <w:t>Detalle 2</w:t>
+      </w:r>
+      <w:r>
+        <w:t>: Redactar mensaje</w:t>
+      </w:r>
+    </w:p>
+    <w:p>
+      <w:r>
+        <w:lastRenderedPageBreak/>
+        <w:tab/>
+      </w:r>
+      <w:r>
+        <w:rPr>
+          <w:color w:val="8DD873" w:themeColor="accent6" w:themeTint="99"/>
+        </w:rPr>
+        <w:t>Pa</w:t>
+      </w:r>
+      <w:r>
+        <w:rPr>
+          <w:color w:val="8DD873" w:themeColor="accent6" w:themeTint="99"/>
+        </w:rPr>
+        <w:t>rte</w:t>
+      </w:r>
+      <w:r>
+        <w:rPr>
+          <w:color w:val="8DD873" w:themeColor="accent6" w:themeTint="99"/>
+        </w:rPr>
+        <w:t xml:space="preserve"> </w:t>
+      </w:r>
+      <w:r>
+        <w:rPr>
+          <w:color w:val="8DD873" w:themeColor="accent6" w:themeTint="99"/>
+        </w:rPr>
+        <w:t>2</w:t>
+      </w:r>
+      <w:r>
+        <w:t xml:space="preserve">: </w:t>
+      </w:r>
+      <w:r>
+        <w:t>Enviar mensaje a grupo</w:t>
+      </w:r>
+    </w:p>
+    <w:p>
+      <w:r>
+        <w:tab/>
+      </w:r>
+      <w:r>
+        <w:rPr>
+          <w:color w:val="8DD873" w:themeColor="accent6" w:themeTint="99"/>
+        </w:rPr>
+        <w:t>Pa</w:t>
+      </w:r>
+      <w:r>
+        <w:rPr>
+          <w:color w:val="8DD873" w:themeColor="accent6" w:themeTint="99"/>
+        </w:rPr>
+        <w:t>rte</w:t>
+      </w:r>
+      <w:r>
+        <w:rPr>
+          <w:color w:val="8DD873" w:themeColor="accent6" w:themeTint="99"/>
+        </w:rPr>
+        <w:t xml:space="preserve"> </w:t>
+      </w:r>
+      <w:r>
+        <w:rPr>
+          <w:color w:val="8DD873" w:themeColor="accent6" w:themeTint="99"/>
+        </w:rPr>
+        <w:t>3</w:t>
+      </w:r>
+      <w:r>
+        <w:t xml:space="preserve">: </w:t>
+      </w:r>
+      <w:r>
+        <w:t>Recibir mensaje</w:t>
+      </w:r>
+    </w:p>
+    <w:p>
+      <w:r>
+        <w:rPr>
+          <w:color w:val="45B0E1" w:themeColor="accent1" w:themeTint="99"/>
+        </w:rPr>
+        <w:t xml:space="preserve">Actividad </w:t>
+      </w:r>
+      <w:r>
+        <w:rPr>
+          <w:color w:val="45B0E1" w:themeColor="accent1" w:themeTint="99"/>
+        </w:rPr>
+        <w:t>5</w:t>
+      </w:r>
+      <w:r>
+        <w:t>:</w:t>
+      </w:r>
+      <w:r>
+        <w:t xml:space="preserve"> </w:t>
+      </w:r>
+      <w:r>
+        <w:t>GESTIÓN DE</w:t>
+      </w:r>
+      <w:r>
+        <w:t xml:space="preserve"> CUENTA</w:t>
+      </w:r>
+    </w:p>
+    <w:p>
+      <w:r>
+        <w:tab/>
+      </w:r>
+      <w:r>
+        <w:rPr>
+          <w:color w:val="8DD873" w:themeColor="accent6" w:themeTint="99"/>
+        </w:rPr>
+        <w:t>Pa</w:t>
+      </w:r>
+      <w:r>
+        <w:rPr>
+          <w:color w:val="8DD873" w:themeColor="accent6" w:themeTint="99"/>
+        </w:rPr>
+        <w:t>rte</w:t>
+      </w:r>
+      <w:r>
+        <w:rPr>
+          <w:color w:val="8DD873" w:themeColor="accent6" w:themeTint="99"/>
+        </w:rPr>
+        <w:t xml:space="preserve"> </w:t>
+      </w:r>
+      <w:r>
+        <w:rPr>
+          <w:color w:val="8DD873" w:themeColor="accent6" w:themeTint="99"/>
+        </w:rPr>
+        <w:t>1</w:t>
+      </w:r>
+      <w:r>
+        <w:t xml:space="preserve">: </w:t>
+      </w:r>
+      <w:r>
+        <w:t>Añadir/cambiar imagen</w:t>
+      </w:r>
+    </w:p>
+    <w:p>
+      <w:r>
+        <w:tab/>
+      </w:r>
+      <w:r>
+        <w:rPr>
+          <w:color w:val="8DD873" w:themeColor="accent6" w:themeTint="99"/>
+        </w:rPr>
+        <w:t>Pa</w:t>
+      </w:r>
+      <w:r>
+        <w:rPr>
+          <w:color w:val="8DD873" w:themeColor="accent6" w:themeTint="99"/>
+        </w:rPr>
+        <w:t>rte</w:t>
+      </w:r>
+      <w:r>
+        <w:rPr>
+          <w:color w:val="8DD873" w:themeColor="accent6" w:themeTint="99"/>
+        </w:rPr>
+        <w:t xml:space="preserve"> </w:t>
+      </w:r>
+      <w:r>
+        <w:rPr>
+          <w:color w:val="8DD873" w:themeColor="accent6" w:themeTint="99"/>
+        </w:rPr>
+        <w:t>2</w:t>
+      </w:r>
+      <w:r>
+        <w:t xml:space="preserve">: </w:t>
+      </w:r>
+      <w:r>
+        <w:t>Premium</w:t>
+      </w:r>
+    </w:p>
+    <w:p>
+      <w:r>
+        <w:rPr>
+          <w:color w:val="45B0E1" w:themeColor="accent1" w:themeTint="99"/>
+        </w:rPr>
+        <w:t xml:space="preserve">Actividad </w:t>
+      </w:r>
+      <w:r>
+        <w:rPr>
+          <w:color w:val="45B0E1" w:themeColor="accent1" w:themeTint="99"/>
+        </w:rPr>
+        <w:t>6</w:t>
+      </w:r>
+      <w:r>
+        <w:t>:</w:t>
+      </w:r>
+      <w:r>
+        <w:t xml:space="preserve"> </w:t>
+      </w:r>
+      <w:r>
+        <w:t>EXPLORAR MENSAJES</w:t>
+      </w:r>
+    </w:p>
+    <w:p>
+      <w:r>
+        <w:tab/>
+      </w:r>
+      <w:r>
+        <w:rPr>
+          <w:color w:val="8DD873" w:themeColor="accent6" w:themeTint="99"/>
+        </w:rPr>
+        <w:t>Pa</w:t>
+      </w:r>
+      <w:r>
+        <w:rPr>
+          <w:color w:val="8DD873" w:themeColor="accent6" w:themeTint="99"/>
+        </w:rPr>
+        <w:t>rte</w:t>
+      </w:r>
+      <w:r>
+        <w:rPr>
+          <w:color w:val="8DD873" w:themeColor="accent6" w:themeTint="99"/>
+        </w:rPr>
+        <w:t xml:space="preserve"> </w:t>
+      </w:r>
+      <w:r>
+        <w:rPr>
+          <w:color w:val="8DD873" w:themeColor="accent6" w:themeTint="99"/>
+        </w:rPr>
+        <w:t>1</w:t>
+      </w:r>
+      <w:r>
+        <w:t xml:space="preserve">: </w:t>
+      </w:r>
+      <w:r>
+        <w:t>Buscar por fragmento de texto, número de teléfono, nombre de contacto</w:t>
+      </w:r>
+    </w:p>
+    <w:p/>
+    <w:p>
+      <w:proofErr w:type="gramStart"/>
+      <w:r>
+        <w:rPr>
+          <w:color w:val="45B0E1" w:themeColor="accent1" w:themeTint="99"/>
+        </w:rPr>
+        <w:t xml:space="preserve">Actividad </w:t>
+      </w:r>
+      <w:r>
+        <w:rPr>
+          <w:color w:val="45B0E1" w:themeColor="accent1" w:themeTint="99"/>
+        </w:rPr>
+        <w:t>7</w:t>
+      </w:r>
+      <w:r>
+        <w:t>?</w:t>
+      </w:r>
+      <w:proofErr w:type="gramEnd"/>
+      <w:r>
+        <w:t>:</w:t>
+      </w:r>
+      <w:r>
+        <w:t xml:space="preserve"> </w:t>
+      </w:r>
+      <w:r>
+        <w:t>GENERAR PDF</w:t>
       </w:r>
     </w:p>
     <w:sectPr>

--- a/Requisitos AppChat.docx
+++ b/Requisitos AppChat.docx
@@ -1,6 +1,6 @@
 
 <file path=word/document.xml><?xml version="1.0" encoding="utf-8"?>
-<w:document xmlns:wpc="http://schemas.microsoft.com/office/word/2010/wordprocessingCanvas" xmlns:cx="http://schemas.microsoft.com/office/drawing/2014/chartex" xmlns:cx1="http://schemas.microsoft.com/office/drawing/2015/9/8/chartex" xmlns:cx2="http://schemas.microsoft.com/office/drawing/2015/10/21/chartex" xmlns:cx3="http://schemas.microsoft.com/office/drawing/2016/5/9/chartex" xmlns:cx4="http://schemas.microsoft.com/office/drawing/2016/5/10/chartex" xmlns:cx5="http://schemas.microsoft.com/office/drawing/2016/5/11/chartex" xmlns:cx6="http://schemas.microsoft.com/office/drawing/2016/5/12/chartex" xmlns:cx7="http://schemas.microsoft.com/office/drawing/2016/5/13/chartex" xmlns:cx8="http://schemas.microsoft.com/office/drawing/2016/5/14/chartex" xmlns:mc="http://schemas.openxmlformats.org/markup-compatibility/2006" xmlns:aink="http://schemas.microsoft.com/office/drawing/2016/ink" xmlns:am3d="http://schemas.microsoft.com/office/drawing/2017/model3d" xmlns:o="urn:schemas-microsoft-com:office:office" xmlns:oel="http://schemas.microsoft.com/office/2019/extlst" xmlns:r="http://schemas.openxmlformats.org/officeDocument/2006/relationships" xmlns:m="http://schemas.openxmlformats.org/officeDocument/2006/math" xmlns:v="urn:schemas-microsoft-com:vml" xmlns:wp14="http://schemas.microsoft.com/office/word/2010/wordprocessingDrawing" xmlns:wp="http://schemas.openxmlformats.org/drawingml/2006/wordprocessingDrawing" xmlns:w10="urn:schemas-microsoft-com:office:word" xmlns:w="http://schemas.openxmlformats.org/wordprocessingml/2006/main" xmlns:w14="http://schemas.microsoft.com/office/word/2010/wordml" xmlns:w15="http://schemas.microsoft.com/office/word/2012/wordml" xmlns:w16cex="http://schemas.microsoft.com/office/word/2018/wordml/cex" xmlns:w16cid="http://schemas.microsoft.com/office/word/2016/wordml/cid" xmlns:w16="http://schemas.microsoft.com/office/word/2018/wordml" xmlns:w16du="http://schemas.microsoft.com/office/word/2023/wordml/word16du" xmlns:w16sdtdh="http://schemas.microsoft.com/office/word/2020/wordml/sdtdatahash" xmlns:w16se="http://schemas.microsoft.com/office/word/2015/wordml/symex" xmlns:wpg="http://schemas.microsoft.com/office/word/2010/wordprocessingGroup" xmlns:wpi="http://schemas.microsoft.com/office/word/2010/wordprocessingInk" xmlns:wne="http://schemas.microsoft.com/office/word/2006/wordml" xmlns:wps="http://schemas.microsoft.com/office/word/2010/wordprocessingShape" mc:Ignorable="w14 w15 w16se w16cid w16 w16cex w16sdtdh w16du wp14">
+<w:document xmlns:wpc="http://schemas.microsoft.com/office/word/2010/wordprocessingCanvas" xmlns:cx="http://schemas.microsoft.com/office/drawing/2014/chartex" xmlns:mc="http://schemas.openxmlformats.org/markup-compatibility/2006" xmlns:o="urn:schemas-microsoft-com:office:office" xmlns:r="http://schemas.openxmlformats.org/officeDocument/2006/relationships" xmlns:m="http://schemas.openxmlformats.org/officeDocument/2006/math" xmlns:v="urn:schemas-microsoft-com:vml" xmlns:wp14="http://schemas.microsoft.com/office/word/2010/wordprocessingDrawing" xmlns:wp="http://schemas.openxmlformats.org/drawingml/2006/wordprocessingDrawing" xmlns:w10="urn:schemas-microsoft-com:office:word" xmlns:w="http://schemas.openxmlformats.org/wordprocessingml/2006/main" xmlns:w14="http://schemas.microsoft.com/office/word/2010/wordml" xmlns:w15="http://schemas.microsoft.com/office/word/2012/wordml" xmlns:w16se="http://schemas.microsoft.com/office/word/2015/wordml/symex" xmlns:wpg="http://schemas.microsoft.com/office/word/2010/wordprocessingGroup" xmlns:wpi="http://schemas.microsoft.com/office/word/2010/wordprocessingInk" xmlns:wne="http://schemas.microsoft.com/office/word/2006/wordml" xmlns:wps="http://schemas.microsoft.com/office/word/2010/wordprocessingShape" mc:Ignorable="w14 w15 w16se wp14">
   <w:body>
     <w:p>
       <w:r>
@@ -102,25 +102,438 @@
         <w:rPr>
           <w:color w:val="FFC000"/>
         </w:rPr>
-        <w:t xml:space="preserve">Detalle </w:t>
+        <w:t>Detalle 3</w:t>
+      </w:r>
+      <w:r>
+        <w:t xml:space="preserve">: </w:t>
+      </w:r>
+      <w:r>
+        <w:t>Poner e</w:t>
+      </w:r>
+      <w:r>
+        <w:t>mail</w:t>
+      </w:r>
+    </w:p>
+    <w:p>
+      <w:r>
+        <w:tab/>
+      </w:r>
+      <w:r>
+        <w:tab/>
       </w:r>
       <w:r>
         <w:rPr>
           <w:color w:val="FFC000"/>
         </w:rPr>
+        <w:t>Detalle 4</w:t>
+      </w:r>
+      <w:r>
+        <w:t xml:space="preserve">: </w:t>
+      </w:r>
+      <w:r>
+        <w:t>Poner i</w:t>
+      </w:r>
+      <w:r>
+        <w:t>magen perfil</w:t>
+      </w:r>
+      <w:r>
+        <w:t xml:space="preserve"> (opcional)</w:t>
+      </w:r>
+    </w:p>
+    <w:p>
+      <w:r>
+        <w:tab/>
+      </w:r>
+      <w:r>
+        <w:tab/>
+      </w:r>
+      <w:r>
+        <w:rPr>
+          <w:color w:val="FFC000"/>
+        </w:rPr>
+        <w:t>Detalle 5</w:t>
+      </w:r>
+      <w:r>
+        <w:t xml:space="preserve">: </w:t>
+      </w:r>
+      <w:r>
+        <w:t>Poner n</w:t>
+      </w:r>
+      <w:r>
+        <w:t>úmero de teléfono</w:t>
+      </w:r>
+    </w:p>
+    <w:p>
+      <w:r>
+        <w:tab/>
+      </w:r>
+      <w:r>
+        <w:tab/>
+      </w:r>
+      <w:r>
+        <w:rPr>
+          <w:color w:val="FFC000"/>
+        </w:rPr>
+        <w:t>Detalle 6</w:t>
+      </w:r>
+      <w:r>
+        <w:t xml:space="preserve">: </w:t>
+      </w:r>
+      <w:r>
+        <w:t>Crear c</w:t>
+      </w:r>
+      <w:r>
+        <w:t>ontraseña</w:t>
+      </w:r>
+    </w:p>
+    <w:p>
+      <w:r>
+        <w:tab/>
+      </w:r>
+      <w:r>
+        <w:tab/>
+      </w:r>
+      <w:r>
+        <w:rPr>
+          <w:color w:val="FFC000"/>
+        </w:rPr>
+        <w:t>Detalle 7</w:t>
+      </w:r>
+      <w:r>
+        <w:t xml:space="preserve">: </w:t>
+      </w:r>
+      <w:r>
+        <w:t>Poner m</w:t>
+      </w:r>
+      <w:r>
+        <w:t>ensaje de saludo (opcional)</w:t>
+      </w:r>
+    </w:p>
+    <w:p>
+      <w:r>
+        <w:tab/>
+      </w:r>
+      <w:r>
+        <w:rPr>
+          <w:color w:val="8DD873" w:themeColor="accent6" w:themeTint="99"/>
+        </w:rPr>
+        <w:t>Pa</w:t>
+      </w:r>
+      <w:r>
+        <w:rPr>
+          <w:color w:val="8DD873" w:themeColor="accent6" w:themeTint="99"/>
+        </w:rPr>
+        <w:t>rte</w:t>
+      </w:r>
+      <w:r>
+        <w:rPr>
+          <w:color w:val="8DD873" w:themeColor="accent6" w:themeTint="99"/>
+        </w:rPr>
+        <w:t xml:space="preserve"> 2</w:t>
+      </w:r>
+      <w:r>
+        <w:t xml:space="preserve">: </w:t>
+      </w:r>
+      <w:proofErr w:type="spellStart"/>
+      <w:r>
+        <w:t>Login</w:t>
+      </w:r>
+      <w:proofErr w:type="spellEnd"/>
+      <w:r>
+        <w:t xml:space="preserve"> usuario</w:t>
+      </w:r>
+    </w:p>
+    <w:p>
+      <w:r>
+        <w:tab/>
+      </w:r>
+      <w:r>
+        <w:tab/>
+      </w:r>
+      <w:r>
+        <w:rPr>
+          <w:color w:val="FFC000"/>
+        </w:rPr>
+        <w:t>Detalle 1</w:t>
+      </w:r>
+      <w:r>
+        <w:t xml:space="preserve">: </w:t>
+      </w:r>
+      <w:r>
+        <w:t>Poner n</w:t>
+      </w:r>
+      <w:r>
+        <w:t>úmero de teléfono</w:t>
+      </w:r>
+    </w:p>
+    <w:p>
+      <w:r>
+        <w:tab/>
+      </w:r>
+      <w:r>
+        <w:tab/>
+      </w:r>
+      <w:r>
+        <w:rPr>
+          <w:color w:val="FFC000"/>
+        </w:rPr>
+        <w:t>Detalle 2</w:t>
+      </w:r>
+      <w:r>
+        <w:t xml:space="preserve">: </w:t>
+      </w:r>
+      <w:r>
+        <w:t>Poner c</w:t>
+      </w:r>
+      <w:r>
+        <w:t>ontraseña</w:t>
+      </w:r>
+    </w:p>
+    <w:p>
+      <w:r>
+        <w:tab/>
+      </w:r>
+      <w:r>
+        <w:rPr>
+          <w:color w:val="8DD873" w:themeColor="accent6" w:themeTint="99"/>
+        </w:rPr>
+        <w:t>Pa</w:t>
+      </w:r>
+      <w:r>
+        <w:rPr>
+          <w:color w:val="8DD873" w:themeColor="accent6" w:themeTint="99"/>
+        </w:rPr>
+        <w:t>rte</w:t>
+      </w:r>
+      <w:r>
+        <w:rPr>
+          <w:color w:val="8DD873" w:themeColor="accent6" w:themeTint="99"/>
+        </w:rPr>
+        <w:t xml:space="preserve"> </w:t>
+      </w:r>
+      <w:r>
+        <w:rPr>
+          <w:color w:val="8DD873" w:themeColor="accent6" w:themeTint="99"/>
+        </w:rPr>
         <w:t>3</w:t>
       </w:r>
       <w:r>
+        <w:t>: Añadir/cambiar imagen</w:t>
+      </w:r>
+    </w:p>
+    <w:p>
+      <w:r>
+        <w:rPr>
+          <w:color w:val="45B0E1" w:themeColor="accent1" w:themeTint="99"/>
+        </w:rPr>
+        <w:t>Actividad 2</w:t>
+      </w:r>
+      <w:r>
+        <w:t xml:space="preserve">: </w:t>
+      </w:r>
+      <w:r>
+        <w:t>EXPLORAR CONTACTOS</w:t>
+      </w:r>
+    </w:p>
+    <w:p>
+      <w:r>
+        <w:tab/>
+      </w:r>
+      <w:r>
+        <w:rPr>
+          <w:color w:val="8DD873" w:themeColor="accent6" w:themeTint="99"/>
+        </w:rPr>
+        <w:t>P</w:t>
+      </w:r>
+      <w:r>
+        <w:rPr>
+          <w:color w:val="8DD873" w:themeColor="accent6" w:themeTint="99"/>
+        </w:rPr>
+        <w:t>arte</w:t>
+      </w:r>
+      <w:r>
+        <w:rPr>
+          <w:color w:val="8DD873" w:themeColor="accent6" w:themeTint="99"/>
+        </w:rPr>
+        <w:t xml:space="preserve"> 1</w:t>
+      </w:r>
+      <w:r>
+        <w:t xml:space="preserve">: </w:t>
+      </w:r>
+      <w:r>
+        <w:t>Buscar por nombre</w:t>
+      </w:r>
+    </w:p>
+    <w:p>
+      <w:r>
+        <w:tab/>
+      </w:r>
+      <w:r>
+        <w:rPr>
+          <w:color w:val="8DD873" w:themeColor="accent6" w:themeTint="99"/>
+        </w:rPr>
+        <w:t>P</w:t>
+      </w:r>
+      <w:r>
+        <w:rPr>
+          <w:color w:val="8DD873" w:themeColor="accent6" w:themeTint="99"/>
+        </w:rPr>
+        <w:t>arte</w:t>
+      </w:r>
+      <w:r>
+        <w:rPr>
+          <w:color w:val="8DD873" w:themeColor="accent6" w:themeTint="99"/>
+        </w:rPr>
+        <w:t xml:space="preserve"> 2</w:t>
+      </w:r>
+      <w:r>
+        <w:t xml:space="preserve">: </w:t>
+      </w:r>
+      <w:bookmarkStart w:id="0" w:name="_GoBack"/>
+      <w:bookmarkEnd w:id="0"/>
+      <w:r>
+        <w:t xml:space="preserve">Buscar por </w:t>
+      </w:r>
+      <w:r>
+        <w:t>número de teléfono</w:t>
+      </w:r>
+    </w:p>
+    <w:p>
+      <w:pPr>
+        <w:rPr>
+          <w:strike/>
+        </w:rPr>
+      </w:pPr>
+      <w:r>
+        <w:tab/>
+      </w:r>
+      <w:r>
+        <w:rPr>
+          <w:strike/>
+          <w:color w:val="8DD873" w:themeColor="accent6" w:themeTint="99"/>
+        </w:rPr>
+        <w:t>Pa</w:t>
+      </w:r>
+      <w:r>
+        <w:rPr>
+          <w:strike/>
+          <w:color w:val="8DD873" w:themeColor="accent6" w:themeTint="99"/>
+        </w:rPr>
+        <w:t>rte</w:t>
+      </w:r>
+      <w:r>
+        <w:rPr>
+          <w:strike/>
+          <w:color w:val="8DD873" w:themeColor="accent6" w:themeTint="99"/>
+        </w:rPr>
+        <w:t xml:space="preserve"> 3</w:t>
+      </w:r>
+      <w:r>
+        <w:rPr>
+          <w:strike/>
+        </w:rPr>
+        <w:t xml:space="preserve">: </w:t>
+      </w:r>
+      <w:r>
+        <w:rPr>
+          <w:strike/>
+        </w:rPr>
+        <w:t>Listar contactos</w:t>
+      </w:r>
+    </w:p>
+    <w:p>
+      <w:r>
+        <w:rPr>
+          <w:color w:val="45B0E1" w:themeColor="accent1" w:themeTint="99"/>
+        </w:rPr>
+        <w:t>Actividad 3</w:t>
+      </w:r>
+      <w:r>
+        <w:t xml:space="preserve">: </w:t>
+      </w:r>
+      <w:r>
+        <w:t>GESTIONAR CONTACTOS</w:t>
+      </w:r>
+    </w:p>
+    <w:p>
+      <w:r>
+        <w:tab/>
+      </w:r>
+      <w:r>
+        <w:rPr>
+          <w:color w:val="8DD873" w:themeColor="accent6" w:themeTint="99"/>
+        </w:rPr>
+        <w:t>Pa</w:t>
+      </w:r>
+      <w:r>
+        <w:rPr>
+          <w:color w:val="8DD873" w:themeColor="accent6" w:themeTint="99"/>
+        </w:rPr>
+        <w:t xml:space="preserve">rte </w:t>
+      </w:r>
+      <w:r>
+        <w:rPr>
+          <w:color w:val="8DD873" w:themeColor="accent6" w:themeTint="99"/>
+        </w:rPr>
+        <w:t>1</w:t>
+      </w:r>
+      <w:r>
+        <w:t xml:space="preserve">: </w:t>
+      </w:r>
+      <w:r>
+        <w:t>Añadir contacto</w:t>
+      </w:r>
+    </w:p>
+    <w:p>
+      <w:r>
+        <w:tab/>
+      </w:r>
+      <w:r>
+        <w:tab/>
+      </w:r>
+      <w:r>
+        <w:rPr>
+          <w:color w:val="FFC000"/>
+        </w:rPr>
+        <w:t>Detalle 1</w:t>
+      </w:r>
+      <w:r>
+        <w:t xml:space="preserve">: </w:t>
+      </w:r>
+      <w:r>
+        <w:t>Poner n</w:t>
+      </w:r>
+      <w:r>
+        <w:t>ombre</w:t>
+      </w:r>
+    </w:p>
+    <w:p>
+      <w:r>
+        <w:tab/>
+      </w:r>
+      <w:r>
+        <w:tab/>
+      </w:r>
+      <w:r>
+        <w:rPr>
+          <w:color w:val="FFC000"/>
+        </w:rPr>
+        <w:t>Detalle 2</w:t>
+      </w:r>
+      <w:r>
         <w:t>:</w:t>
       </w:r>
       <w:r>
+        <w:t xml:space="preserve"> Poner</w:t>
+      </w:r>
+      <w:r>
         <w:t xml:space="preserve"> </w:t>
       </w:r>
       <w:r>
-        <w:t>Poner e</w:t>
-      </w:r>
-      <w:r>
-        <w:t>mail</w:t>
+        <w:t>n</w:t>
+      </w:r>
+      <w:r>
+        <w:t>úmero de teléfono (debe existir)</w:t>
       </w:r>
     </w:p>
     <w:p>
@@ -134,590 +547,207 @@
         <w:rPr>
           <w:color w:val="FFC000"/>
         </w:rPr>
-        <w:t xml:space="preserve">Detalle </w:t>
+        <w:t>Detalle 3</w:t>
+      </w:r>
+      <w:r>
+        <w:t xml:space="preserve">: </w:t>
+      </w:r>
+      <w:r>
+        <w:t>Añadir a la lista de contactos</w:t>
+      </w:r>
+    </w:p>
+    <w:p>
+      <w:r>
+        <w:rPr>
+          <w:color w:val="8DD873" w:themeColor="accent6" w:themeTint="99"/>
+        </w:rPr>
+        <w:tab/>
+      </w:r>
+      <w:r>
+        <w:rPr>
+          <w:color w:val="8DD873" w:themeColor="accent6" w:themeTint="99"/>
+        </w:rPr>
+        <w:t>Pa</w:t>
+      </w:r>
+      <w:r>
+        <w:rPr>
+          <w:color w:val="8DD873" w:themeColor="accent6" w:themeTint="99"/>
+        </w:rPr>
+        <w:t>rte</w:t>
+      </w:r>
+      <w:r>
+        <w:rPr>
+          <w:color w:val="8DD873" w:themeColor="accent6" w:themeTint="99"/>
+        </w:rPr>
+        <w:t xml:space="preserve"> 2</w:t>
+      </w:r>
+      <w:r>
+        <w:t xml:space="preserve">: </w:t>
+      </w:r>
+      <w:r>
+        <w:t>Crear grupo</w:t>
+      </w:r>
+    </w:p>
+    <w:p>
+      <w:r>
+        <w:tab/>
+      </w:r>
+      <w:r>
+        <w:tab/>
       </w:r>
       <w:r>
         <w:rPr>
           <w:color w:val="FFC000"/>
         </w:rPr>
+        <w:t>Detalle 1</w:t>
+      </w:r>
+      <w:r>
+        <w:t xml:space="preserve">: </w:t>
+      </w:r>
+      <w:r>
+        <w:t>Introducir c</w:t>
+      </w:r>
+      <w:r>
+        <w:t>ontactos</w:t>
+      </w:r>
+    </w:p>
+    <w:p>
+      <w:r>
+        <w:tab/>
+      </w:r>
+      <w:r>
+        <w:tab/>
+      </w:r>
+      <w:r>
+        <w:rPr>
+          <w:color w:val="FFC000"/>
+        </w:rPr>
+        <w:t>Detalle 2</w:t>
+      </w:r>
+      <w:r>
+        <w:t xml:space="preserve">: </w:t>
+      </w:r>
+      <w:r>
+        <w:t>Poner n</w:t>
+      </w:r>
+      <w:r>
+        <w:t>ombre</w:t>
+      </w:r>
+      <w:r>
+        <w:t xml:space="preserve"> grupo</w:t>
+      </w:r>
+    </w:p>
+    <w:p>
+      <w:r>
+        <w:tab/>
+      </w:r>
+      <w:r>
+        <w:tab/>
+      </w:r>
+      <w:r>
+        <w:rPr>
+          <w:color w:val="FFC000"/>
+        </w:rPr>
+        <w:t>Detalle 3</w:t>
+      </w:r>
+      <w:r>
+        <w:t xml:space="preserve">: </w:t>
+      </w:r>
+      <w:r>
+        <w:t>Poner i</w:t>
+      </w:r>
+      <w:r>
+        <w:t>magen (opcional)</w:t>
+      </w:r>
+    </w:p>
+    <w:p>
+      <w:pPr>
+        <w:rPr>
+          <w:strike/>
+        </w:rPr>
+      </w:pPr>
+      <w:r>
+        <w:tab/>
+      </w:r>
+      <w:r>
+        <w:rPr>
+          <w:strike/>
+          <w:color w:val="8DD873" w:themeColor="accent6" w:themeTint="99"/>
+        </w:rPr>
+        <w:t xml:space="preserve">Parte </w:t>
+      </w:r>
+      <w:r>
+        <w:rPr>
+          <w:strike/>
+          <w:color w:val="8DD873" w:themeColor="accent6" w:themeTint="99"/>
+        </w:rPr>
+        <w:t>3</w:t>
+      </w:r>
+      <w:r>
+        <w:rPr>
+          <w:strike/>
+        </w:rPr>
+        <w:t xml:space="preserve">: </w:t>
+      </w:r>
+      <w:r>
+        <w:rPr>
+          <w:strike/>
+        </w:rPr>
+        <w:t>Eliminar grupo</w:t>
+      </w:r>
+    </w:p>
+    <w:p>
+      <w:r>
+        <w:tab/>
+      </w:r>
+      <w:r>
+        <w:tab/>
+      </w:r>
+      <w:bookmarkStart w:id="1" w:name="_Hlk178762094"/>
+      <w:r>
+        <w:rPr>
+          <w:color w:val="FFC000"/>
+        </w:rPr>
+        <w:t>Detalle 1</w:t>
+      </w:r>
+      <w:r>
+        <w:t>: Confirmar eliminación</w:t>
+      </w:r>
+      <w:bookmarkEnd w:id="1"/>
+    </w:p>
+    <w:p>
+      <w:pPr>
+        <w:rPr>
+          <w:strike/>
+        </w:rPr>
+      </w:pPr>
+      <w:r>
+        <w:tab/>
+      </w:r>
+      <w:r>
+        <w:rPr>
+          <w:strike/>
+          <w:color w:val="8DD873" w:themeColor="accent6" w:themeTint="99"/>
+        </w:rPr>
+        <w:t xml:space="preserve">Parte </w:t>
+      </w:r>
+      <w:r>
+        <w:rPr>
+          <w:strike/>
+          <w:color w:val="8DD873" w:themeColor="accent6" w:themeTint="99"/>
+        </w:rPr>
         <w:t>4</w:t>
       </w:r>
       <w:r>
-        <w:t xml:space="preserve">: </w:t>
-      </w:r>
-      <w:r>
-        <w:t>Poner i</w:t>
-      </w:r>
-      <w:r>
-        <w:t>magen perfil</w:t>
-      </w:r>
-      <w:r>
-        <w:t xml:space="preserve"> (opcional)</w:t>
-      </w:r>
-    </w:p>
-    <w:p>
-      <w:r>
-        <w:tab/>
-      </w:r>
-      <w:r>
-        <w:tab/>
-      </w:r>
-      <w:r>
-        <w:rPr>
-          <w:color w:val="FFC000"/>
-        </w:rPr>
-        <w:t xml:space="preserve">Detalle </w:t>
-      </w:r>
-      <w:r>
-        <w:rPr>
-          <w:color w:val="FFC000"/>
-        </w:rPr>
-        <w:t>5</w:t>
-      </w:r>
-      <w:r>
-        <w:t xml:space="preserve">: </w:t>
-      </w:r>
-      <w:r>
-        <w:t>Poner n</w:t>
-      </w:r>
-      <w:r>
-        <w:t>úmero de teléfono</w:t>
-      </w:r>
-    </w:p>
-    <w:p>
-      <w:r>
-        <w:tab/>
-      </w:r>
-      <w:r>
-        <w:tab/>
-      </w:r>
-      <w:r>
-        <w:rPr>
-          <w:color w:val="FFC000"/>
-        </w:rPr>
-        <w:t xml:space="preserve">Detalle </w:t>
-      </w:r>
-      <w:r>
-        <w:rPr>
-          <w:color w:val="FFC000"/>
-        </w:rPr>
-        <w:t>6</w:t>
-      </w:r>
-      <w:r>
-        <w:t xml:space="preserve">: </w:t>
-      </w:r>
-      <w:r>
-        <w:t>Crear c</w:t>
-      </w:r>
-      <w:r>
-        <w:t>ontraseña</w:t>
-      </w:r>
-    </w:p>
-    <w:p>
-      <w:r>
-        <w:tab/>
-      </w:r>
-      <w:r>
-        <w:tab/>
-      </w:r>
-      <w:r>
-        <w:rPr>
-          <w:color w:val="FFC000"/>
-        </w:rPr>
-        <w:t xml:space="preserve">Detalle </w:t>
-      </w:r>
-      <w:r>
-        <w:rPr>
-          <w:color w:val="FFC000"/>
-        </w:rPr>
-        <w:t>7</w:t>
-      </w:r>
-      <w:r>
-        <w:t xml:space="preserve">: </w:t>
-      </w:r>
-      <w:r>
-        <w:t>Poner m</w:t>
-      </w:r>
-      <w:r>
-        <w:t>ensaje de saludo (opcional)</w:t>
-      </w:r>
-    </w:p>
-    <w:p>
-      <w:r>
-        <w:tab/>
-      </w:r>
-      <w:r>
-        <w:rPr>
-          <w:color w:val="8DD873" w:themeColor="accent6" w:themeTint="99"/>
-        </w:rPr>
-        <w:t>Pa</w:t>
-      </w:r>
-      <w:r>
-        <w:rPr>
-          <w:color w:val="8DD873" w:themeColor="accent6" w:themeTint="99"/>
-        </w:rPr>
-        <w:t>rte</w:t>
-      </w:r>
-      <w:r>
-        <w:rPr>
-          <w:color w:val="8DD873" w:themeColor="accent6" w:themeTint="99"/>
-        </w:rPr>
-        <w:t xml:space="preserve"> 2</w:t>
-      </w:r>
-      <w:r>
-        <w:t xml:space="preserve">: </w:t>
-      </w:r>
-      <w:proofErr w:type="spellStart"/>
-      <w:r>
-        <w:t>Login</w:t>
-      </w:r>
-      <w:proofErr w:type="spellEnd"/>
-      <w:r>
-        <w:t xml:space="preserve"> usuario</w:t>
-      </w:r>
-    </w:p>
-    <w:p>
-      <w:r>
-        <w:tab/>
-      </w:r>
-      <w:r>
-        <w:tab/>
-      </w:r>
-      <w:r>
-        <w:rPr>
-          <w:color w:val="FFC000"/>
-        </w:rPr>
-        <w:t xml:space="preserve">Detalle </w:t>
-      </w:r>
-      <w:r>
-        <w:rPr>
-          <w:color w:val="FFC000"/>
-        </w:rPr>
-        <w:t>1</w:t>
-      </w:r>
-      <w:r>
-        <w:t xml:space="preserve">: </w:t>
-      </w:r>
-      <w:r>
-        <w:t>Poner n</w:t>
-      </w:r>
-      <w:r>
-        <w:t>úmero de teléfono</w:t>
-      </w:r>
-    </w:p>
-    <w:p>
-      <w:r>
-        <w:tab/>
-      </w:r>
-      <w:r>
-        <w:tab/>
-      </w:r>
-      <w:r>
-        <w:rPr>
-          <w:color w:val="FFC000"/>
-        </w:rPr>
-        <w:t xml:space="preserve">Detalle </w:t>
-      </w:r>
-      <w:r>
-        <w:rPr>
-          <w:color w:val="FFC000"/>
-        </w:rPr>
-        <w:t>2</w:t>
-      </w:r>
-      <w:r>
-        <w:t xml:space="preserve">: </w:t>
-      </w:r>
-      <w:r>
-        <w:t>Poner c</w:t>
-      </w:r>
-      <w:r>
-        <w:t>ontraseña</w:t>
-      </w:r>
-    </w:p>
-    <w:p>
-      <w:r>
-        <w:rPr>
-          <w:color w:val="45B0E1" w:themeColor="accent1" w:themeTint="99"/>
-        </w:rPr>
-        <w:t>Actividad 2</w:t>
-      </w:r>
-      <w:r>
-        <w:t xml:space="preserve">: </w:t>
-      </w:r>
-      <w:r>
-        <w:t>EXPLORAR CONTACTOS</w:t>
-      </w:r>
-    </w:p>
-    <w:p>
-      <w:r>
-        <w:tab/>
-      </w:r>
-      <w:r>
-        <w:rPr>
-          <w:color w:val="8DD873" w:themeColor="accent6" w:themeTint="99"/>
-        </w:rPr>
-        <w:t>P</w:t>
-      </w:r>
-      <w:r>
-        <w:rPr>
-          <w:color w:val="8DD873" w:themeColor="accent6" w:themeTint="99"/>
-        </w:rPr>
-        <w:t>arte</w:t>
-      </w:r>
-      <w:r>
-        <w:rPr>
-          <w:color w:val="8DD873" w:themeColor="accent6" w:themeTint="99"/>
-        </w:rPr>
-        <w:t xml:space="preserve"> 1</w:t>
-      </w:r>
-      <w:r>
-        <w:t xml:space="preserve">: </w:t>
-      </w:r>
-      <w:r>
-        <w:t>Buscar por nombre, número de teléfono</w:t>
-      </w:r>
-    </w:p>
-    <w:p>
-      <w:r>
-        <w:tab/>
-      </w:r>
-      <w:r>
-        <w:rPr>
-          <w:color w:val="8DD873" w:themeColor="accent6" w:themeTint="99"/>
-        </w:rPr>
-        <w:t>Pa</w:t>
-      </w:r>
-      <w:r>
-        <w:rPr>
-          <w:color w:val="8DD873" w:themeColor="accent6" w:themeTint="99"/>
-        </w:rPr>
-        <w:t>rte</w:t>
-      </w:r>
-      <w:r>
-        <w:rPr>
-          <w:color w:val="8DD873" w:themeColor="accent6" w:themeTint="99"/>
-        </w:rPr>
-        <w:t xml:space="preserve"> 2</w:t>
-      </w:r>
-      <w:r>
-        <w:t xml:space="preserve">: </w:t>
-      </w:r>
-      <w:r>
-        <w:t>Listar contactos</w:t>
-      </w:r>
-    </w:p>
-    <w:p>
-      <w:r>
-        <w:rPr>
-          <w:color w:val="45B0E1" w:themeColor="accent1" w:themeTint="99"/>
-        </w:rPr>
-        <w:t xml:space="preserve">Actividad </w:t>
-      </w:r>
-      <w:r>
-        <w:rPr>
-          <w:color w:val="45B0E1" w:themeColor="accent1" w:themeTint="99"/>
-        </w:rPr>
-        <w:t>3</w:t>
-      </w:r>
-      <w:r>
-        <w:t>:</w:t>
-      </w:r>
-      <w:r>
-        <w:t xml:space="preserve"> </w:t>
-      </w:r>
-      <w:r>
-        <w:t>GESTIONAR CONTACTOS</w:t>
-      </w:r>
-    </w:p>
-    <w:p>
-      <w:r>
-        <w:tab/>
-      </w:r>
-      <w:r>
-        <w:rPr>
-          <w:color w:val="8DD873" w:themeColor="accent6" w:themeTint="99"/>
-        </w:rPr>
-        <w:t>Pa</w:t>
-      </w:r>
-      <w:r>
-        <w:rPr>
-          <w:color w:val="8DD873" w:themeColor="accent6" w:themeTint="99"/>
-        </w:rPr>
-        <w:t xml:space="preserve">rte </w:t>
-      </w:r>
-      <w:r>
-        <w:rPr>
-          <w:color w:val="8DD873" w:themeColor="accent6" w:themeTint="99"/>
-        </w:rPr>
-        <w:t>1</w:t>
-      </w:r>
-      <w:r>
-        <w:t xml:space="preserve">: </w:t>
-      </w:r>
-      <w:r>
-        <w:t>Añadir contacto</w:t>
-      </w:r>
-    </w:p>
-    <w:p>
-      <w:r>
-        <w:tab/>
-      </w:r>
-      <w:r>
-        <w:tab/>
-      </w:r>
-      <w:r>
-        <w:rPr>
-          <w:color w:val="FFC000"/>
-        </w:rPr>
-        <w:t xml:space="preserve">Detalle </w:t>
-      </w:r>
-      <w:r>
-        <w:rPr>
-          <w:color w:val="FFC000"/>
-        </w:rPr>
-        <w:t>1</w:t>
-      </w:r>
-      <w:r>
-        <w:t xml:space="preserve">: </w:t>
-      </w:r>
-      <w:r>
-        <w:t>Poner n</w:t>
-      </w:r>
-      <w:r>
-        <w:t>ombre</w:t>
-      </w:r>
-    </w:p>
-    <w:p>
-      <w:r>
-        <w:tab/>
-      </w:r>
-      <w:r>
-        <w:tab/>
-      </w:r>
-      <w:r>
-        <w:rPr>
-          <w:color w:val="FFC000"/>
-        </w:rPr>
-        <w:t>Detalle 2</w:t>
-      </w:r>
-      <w:r>
-        <w:t>:</w:t>
-      </w:r>
-      <w:r>
-        <w:t xml:space="preserve"> Poner</w:t>
-      </w:r>
-      <w:r>
-        <w:t xml:space="preserve"> </w:t>
-      </w:r>
-      <w:r>
-        <w:t>n</w:t>
-      </w:r>
-      <w:r>
-        <w:t>úmero de teléfono (debe existir)</w:t>
-      </w:r>
-    </w:p>
-    <w:p>
-      <w:r>
-        <w:rPr>
-          <w:color w:val="8DD873" w:themeColor="accent6" w:themeTint="99"/>
-        </w:rPr>
-        <w:tab/>
-      </w:r>
-      <w:r>
-        <w:rPr>
-          <w:color w:val="8DD873" w:themeColor="accent6" w:themeTint="99"/>
-        </w:rPr>
-        <w:t>Pa</w:t>
-      </w:r>
-      <w:r>
-        <w:rPr>
-          <w:color w:val="8DD873" w:themeColor="accent6" w:themeTint="99"/>
-        </w:rPr>
-        <w:t>rte</w:t>
-      </w:r>
-      <w:r>
-        <w:rPr>
-          <w:color w:val="8DD873" w:themeColor="accent6" w:themeTint="99"/>
-        </w:rPr>
-        <w:t xml:space="preserve"> 2</w:t>
-      </w:r>
-      <w:r>
-        <w:t xml:space="preserve">: </w:t>
-      </w:r>
-      <w:r>
-        <w:t>Crear grupo</w:t>
-      </w:r>
-    </w:p>
-    <w:p>
-      <w:r>
-        <w:tab/>
-      </w:r>
-      <w:r>
-        <w:tab/>
-      </w:r>
-      <w:r>
-        <w:rPr>
-          <w:color w:val="FFC000"/>
-        </w:rPr>
-        <w:t xml:space="preserve">Detalle </w:t>
-      </w:r>
-      <w:r>
-        <w:rPr>
-          <w:color w:val="FFC000"/>
-        </w:rPr>
-        <w:t>1</w:t>
-      </w:r>
-      <w:r>
-        <w:t xml:space="preserve">: </w:t>
-      </w:r>
-      <w:r>
-        <w:t>Introducir c</w:t>
-      </w:r>
-      <w:r>
-        <w:t>ontactos</w:t>
-      </w:r>
-    </w:p>
-    <w:p>
-      <w:r>
-        <w:tab/>
-      </w:r>
-      <w:r>
-        <w:tab/>
-      </w:r>
-      <w:r>
-        <w:rPr>
-          <w:color w:val="FFC000"/>
-        </w:rPr>
-        <w:t>Detalle 2</w:t>
-      </w:r>
-      <w:r>
-        <w:t xml:space="preserve">: </w:t>
-      </w:r>
-      <w:r>
-        <w:t>Poner n</w:t>
-      </w:r>
-      <w:r>
-        <w:t>ombre</w:t>
-      </w:r>
-      <w:r>
-        <w:t xml:space="preserve"> grupo</w:t>
-      </w:r>
-    </w:p>
-    <w:p>
-      <w:r>
-        <w:tab/>
-      </w:r>
-      <w:r>
-        <w:tab/>
-      </w:r>
-      <w:r>
-        <w:rPr>
-          <w:color w:val="FFC000"/>
-        </w:rPr>
-        <w:t xml:space="preserve">Detalle </w:t>
-      </w:r>
-      <w:r>
-        <w:rPr>
-          <w:color w:val="FFC000"/>
-        </w:rPr>
-        <w:t>3</w:t>
-      </w:r>
-      <w:r>
-        <w:t xml:space="preserve">: </w:t>
-      </w:r>
-      <w:r>
-        <w:t>Poner i</w:t>
-      </w:r>
-      <w:r>
-        <w:t>magen (opcional)</w:t>
-      </w:r>
-    </w:p>
-    <w:p>
-      <w:r>
-        <w:tab/>
-      </w:r>
-      <w:r>
-        <w:rPr>
-          <w:color w:val="8DD873" w:themeColor="accent6" w:themeTint="99"/>
-        </w:rPr>
-        <w:t>Pa</w:t>
-      </w:r>
-      <w:r>
-        <w:rPr>
-          <w:color w:val="8DD873" w:themeColor="accent6" w:themeTint="99"/>
-        </w:rPr>
-        <w:t>rte</w:t>
-      </w:r>
-      <w:r>
-        <w:rPr>
-          <w:color w:val="8DD873" w:themeColor="accent6" w:themeTint="99"/>
-        </w:rPr>
-        <w:t xml:space="preserve"> </w:t>
-      </w:r>
-      <w:r>
-        <w:rPr>
-          <w:color w:val="8DD873" w:themeColor="accent6" w:themeTint="99"/>
-        </w:rPr>
-        <w:t>3</w:t>
-      </w:r>
-      <w:r>
-        <w:t xml:space="preserve">: </w:t>
-      </w:r>
-      <w:r>
-        <w:t>Eliminar grupo</w:t>
-      </w:r>
-    </w:p>
-    <w:p>
-      <w:r>
-        <w:tab/>
-      </w:r>
-      <w:r>
-        <w:tab/>
-      </w:r>
-      <w:bookmarkStart w:id="0" w:name="_Hlk178762094"/>
-      <w:r>
-        <w:rPr>
-          <w:color w:val="FFC000"/>
-        </w:rPr>
-        <w:t>Detalle 1</w:t>
-      </w:r>
-      <w:r>
-        <w:t>: Confirmar eliminación</w:t>
-      </w:r>
-      <w:bookmarkEnd w:id="0"/>
-    </w:p>
-    <w:p>
-      <w:r>
-        <w:tab/>
-      </w:r>
-      <w:r>
-        <w:rPr>
-          <w:color w:val="8DD873" w:themeColor="accent6" w:themeTint="99"/>
-        </w:rPr>
-        <w:t>Pa</w:t>
-      </w:r>
-      <w:r>
-        <w:rPr>
-          <w:color w:val="8DD873" w:themeColor="accent6" w:themeTint="99"/>
-        </w:rPr>
-        <w:t>rte</w:t>
-      </w:r>
-      <w:r>
-        <w:rPr>
-          <w:color w:val="8DD873" w:themeColor="accent6" w:themeTint="99"/>
-        </w:rPr>
-        <w:t xml:space="preserve"> </w:t>
-      </w:r>
-      <w:r>
-        <w:rPr>
-          <w:color w:val="8DD873" w:themeColor="accent6" w:themeTint="99"/>
-        </w:rPr>
-        <w:t>4</w:t>
-      </w:r>
-      <w:r>
-        <w:t xml:space="preserve">: </w:t>
-      </w:r>
-      <w:r>
+        <w:rPr>
+          <w:strike/>
+        </w:rPr>
+        <w:t xml:space="preserve">: </w:t>
+      </w:r>
+      <w:r>
+        <w:rPr>
+          <w:strike/>
+        </w:rPr>
         <w:t>Eliminar contacto</w:t>
       </w:r>
     </w:p>
@@ -740,350 +770,448 @@
         <w:rPr>
           <w:color w:val="45B0E1" w:themeColor="accent1" w:themeTint="99"/>
         </w:rPr>
-        <w:t xml:space="preserve">Actividad </w:t>
-      </w:r>
+        <w:t>Actividad 4</w:t>
+      </w:r>
+      <w:r>
+        <w:t xml:space="preserve">: </w:t>
+      </w:r>
+      <w:r>
+        <w:t>INTERCAMBIO MENSAJES</w:t>
+      </w:r>
+    </w:p>
+    <w:p>
+      <w:r>
+        <w:tab/>
+      </w:r>
+      <w:r>
+        <w:rPr>
+          <w:color w:val="8DD873" w:themeColor="accent6" w:themeTint="99"/>
+        </w:rPr>
+        <w:t>Pa</w:t>
+      </w:r>
+      <w:r>
+        <w:rPr>
+          <w:color w:val="8DD873" w:themeColor="accent6" w:themeTint="99"/>
+        </w:rPr>
+        <w:t>rte</w:t>
+      </w:r>
+      <w:r>
+        <w:rPr>
+          <w:color w:val="8DD873" w:themeColor="accent6" w:themeTint="99"/>
+        </w:rPr>
+        <w:t xml:space="preserve"> </w:t>
+      </w:r>
+      <w:r>
+        <w:rPr>
+          <w:color w:val="8DD873" w:themeColor="accent6" w:themeTint="99"/>
+        </w:rPr>
+        <w:t>1</w:t>
+      </w:r>
+      <w:r>
+        <w:t xml:space="preserve">: </w:t>
+      </w:r>
+      <w:r>
+        <w:t>Enviar mensaje</w:t>
+      </w:r>
+      <w:r>
+        <w:t xml:space="preserve"> a contacto</w:t>
+      </w:r>
+    </w:p>
+    <w:p>
+      <w:r>
+        <w:lastRenderedPageBreak/>
+        <w:tab/>
+      </w:r>
+      <w:r>
+        <w:tab/>
+      </w:r>
+      <w:r>
+        <w:rPr>
+          <w:color w:val="FFC000"/>
+        </w:rPr>
+        <w:t>Detalle 1</w:t>
+      </w:r>
+      <w:r>
+        <w:t>: Seleccionar contacto</w:t>
+      </w:r>
+    </w:p>
+    <w:p>
+      <w:r>
+        <w:tab/>
+      </w:r>
+      <w:r>
+        <w:tab/>
+      </w:r>
+      <w:r>
+        <w:rPr>
+          <w:color w:val="FFC000"/>
+        </w:rPr>
+        <w:t>Detalle 2</w:t>
+      </w:r>
+      <w:r>
+        <w:t>: Redactar mensaje</w:t>
+      </w:r>
+    </w:p>
+    <w:p>
+      <w:r>
+        <w:tab/>
+      </w:r>
+      <w:r>
+        <w:rPr>
+          <w:color w:val="8DD873" w:themeColor="accent6" w:themeTint="99"/>
+        </w:rPr>
+        <w:t>Pa</w:t>
+      </w:r>
+      <w:r>
+        <w:rPr>
+          <w:color w:val="8DD873" w:themeColor="accent6" w:themeTint="99"/>
+        </w:rPr>
+        <w:t>rte</w:t>
+      </w:r>
+      <w:r>
+        <w:rPr>
+          <w:color w:val="8DD873" w:themeColor="accent6" w:themeTint="99"/>
+        </w:rPr>
+        <w:t xml:space="preserve"> </w:t>
+      </w:r>
+      <w:r>
+        <w:rPr>
+          <w:color w:val="8DD873" w:themeColor="accent6" w:themeTint="99"/>
+        </w:rPr>
+        <w:t>2</w:t>
+      </w:r>
+      <w:r>
+        <w:t xml:space="preserve">: </w:t>
+      </w:r>
+      <w:r>
+        <w:t>Enviar mensaje a grupo</w:t>
+      </w:r>
+    </w:p>
+    <w:p>
+      <w:r>
+        <w:tab/>
+      </w:r>
+      <w:r>
+        <w:rPr>
+          <w:color w:val="8DD873" w:themeColor="accent6" w:themeTint="99"/>
+        </w:rPr>
+        <w:t>Pa</w:t>
+      </w:r>
+      <w:r>
+        <w:rPr>
+          <w:color w:val="8DD873" w:themeColor="accent6" w:themeTint="99"/>
+        </w:rPr>
+        <w:t>rte</w:t>
+      </w:r>
+      <w:r>
+        <w:rPr>
+          <w:color w:val="8DD873" w:themeColor="accent6" w:themeTint="99"/>
+        </w:rPr>
+        <w:t xml:space="preserve"> </w:t>
+      </w:r>
+      <w:r>
+        <w:rPr>
+          <w:color w:val="8DD873" w:themeColor="accent6" w:themeTint="99"/>
+        </w:rPr>
+        <w:t>3</w:t>
+      </w:r>
+      <w:r>
+        <w:t xml:space="preserve">: </w:t>
+      </w:r>
+      <w:r>
+        <w:t>Recibir mensaje</w:t>
+      </w:r>
+    </w:p>
+    <w:p>
       <w:r>
         <w:rPr>
           <w:color w:val="45B0E1" w:themeColor="accent1" w:themeTint="99"/>
         </w:rPr>
+        <w:t>Actividad 5</w:t>
+      </w:r>
+      <w:r>
+        <w:t xml:space="preserve">: </w:t>
+      </w:r>
+      <w:r>
+        <w:t xml:space="preserve">GESTIÓN </w:t>
+      </w:r>
+      <w:r>
+        <w:t>PREMIUM</w:t>
+      </w:r>
+    </w:p>
+    <w:p>
+      <w:r>
+        <w:tab/>
+      </w:r>
+      <w:r>
+        <w:rPr>
+          <w:color w:val="8DD873" w:themeColor="accent6" w:themeTint="99"/>
+        </w:rPr>
+        <w:t>Pa</w:t>
+      </w:r>
+      <w:r>
+        <w:rPr>
+          <w:color w:val="8DD873" w:themeColor="accent6" w:themeTint="99"/>
+        </w:rPr>
+        <w:t>rte</w:t>
+      </w:r>
+      <w:r>
+        <w:rPr>
+          <w:color w:val="8DD873" w:themeColor="accent6" w:themeTint="99"/>
+        </w:rPr>
+        <w:t xml:space="preserve"> </w:t>
+      </w:r>
+      <w:r>
+        <w:rPr>
+          <w:color w:val="8DD873" w:themeColor="accent6" w:themeTint="99"/>
+        </w:rPr>
+        <w:t>1</w:t>
+      </w:r>
+      <w:r>
+        <w:t xml:space="preserve">: </w:t>
+      </w:r>
+      <w:r>
+        <w:t>Activar Premium</w:t>
+      </w:r>
+    </w:p>
+    <w:p>
+      <w:r>
+        <w:tab/>
+      </w:r>
+      <w:r>
+        <w:rPr>
+          <w:color w:val="8DD873" w:themeColor="accent6" w:themeTint="99"/>
+        </w:rPr>
+        <w:t>Pa</w:t>
+      </w:r>
+      <w:r>
+        <w:rPr>
+          <w:color w:val="8DD873" w:themeColor="accent6" w:themeTint="99"/>
+        </w:rPr>
+        <w:t>rte</w:t>
+      </w:r>
+      <w:r>
+        <w:rPr>
+          <w:color w:val="8DD873" w:themeColor="accent6" w:themeTint="99"/>
+        </w:rPr>
+        <w:t xml:space="preserve"> </w:t>
+      </w:r>
+      <w:r>
+        <w:rPr>
+          <w:color w:val="8DD873" w:themeColor="accent6" w:themeTint="99"/>
+        </w:rPr>
+        <w:t>2</w:t>
+      </w:r>
+      <w:r>
+        <w:t xml:space="preserve">: </w:t>
+      </w:r>
+      <w:r>
+        <w:t>Generar PDF</w:t>
+      </w:r>
+    </w:p>
+    <w:p>
+      <w:r>
+        <w:tab/>
+      </w:r>
+      <w:r>
+        <w:rPr>
+          <w:color w:val="8DD873" w:themeColor="accent6" w:themeTint="99"/>
+        </w:rPr>
+        <w:t>Pa</w:t>
+      </w:r>
+      <w:r>
+        <w:rPr>
+          <w:color w:val="8DD873" w:themeColor="accent6" w:themeTint="99"/>
+        </w:rPr>
+        <w:t>rte</w:t>
+      </w:r>
+      <w:r>
+        <w:rPr>
+          <w:color w:val="8DD873" w:themeColor="accent6" w:themeTint="99"/>
+        </w:rPr>
+        <w:t xml:space="preserve"> </w:t>
+      </w:r>
+      <w:r>
+        <w:rPr>
+          <w:color w:val="8DD873" w:themeColor="accent6" w:themeTint="99"/>
+        </w:rPr>
+        <w:t>3</w:t>
+      </w:r>
+      <w:r>
+        <w:t xml:space="preserve">: </w:t>
+      </w:r>
+      <w:r>
+        <w:t>Aplicar descuento</w:t>
+      </w:r>
+    </w:p>
+    <w:p>
+      <w:r>
+        <w:rPr>
+          <w:color w:val="45B0E1" w:themeColor="accent1" w:themeTint="99"/>
+        </w:rPr>
+        <w:t>Actividad 6</w:t>
+      </w:r>
+      <w:r>
+        <w:t xml:space="preserve">: </w:t>
+      </w:r>
+      <w:r>
+        <w:t>EXPLORAR MENSAJES</w:t>
+      </w:r>
+    </w:p>
+    <w:p>
+      <w:r>
+        <w:tab/>
+      </w:r>
+      <w:r>
+        <w:rPr>
+          <w:color w:val="8DD873" w:themeColor="accent6" w:themeTint="99"/>
+        </w:rPr>
+        <w:t>Pa</w:t>
+      </w:r>
+      <w:r>
+        <w:rPr>
+          <w:color w:val="8DD873" w:themeColor="accent6" w:themeTint="99"/>
+        </w:rPr>
+        <w:t>rte</w:t>
+      </w:r>
+      <w:r>
+        <w:rPr>
+          <w:color w:val="8DD873" w:themeColor="accent6" w:themeTint="99"/>
+        </w:rPr>
+        <w:t xml:space="preserve"> </w:t>
+      </w:r>
+      <w:r>
+        <w:rPr>
+          <w:color w:val="8DD873" w:themeColor="accent6" w:themeTint="99"/>
+        </w:rPr>
+        <w:t>1</w:t>
+      </w:r>
+      <w:r>
+        <w:t xml:space="preserve">: </w:t>
+      </w:r>
+      <w:r>
+        <w:t>Aplicar filtros</w:t>
+      </w:r>
+    </w:p>
+    <w:p>
+      <w:r>
+        <w:tab/>
+      </w:r>
+      <w:r>
+        <w:rPr>
+          <w:color w:val="8DD873" w:themeColor="accent6" w:themeTint="99"/>
+        </w:rPr>
+        <w:t>Pa</w:t>
+      </w:r>
+      <w:r>
+        <w:rPr>
+          <w:color w:val="8DD873" w:themeColor="accent6" w:themeTint="99"/>
+        </w:rPr>
+        <w:t>rte</w:t>
+      </w:r>
+      <w:r>
+        <w:rPr>
+          <w:color w:val="8DD873" w:themeColor="accent6" w:themeTint="99"/>
+        </w:rPr>
+        <w:t xml:space="preserve"> </w:t>
+      </w:r>
+      <w:r>
+        <w:rPr>
+          <w:color w:val="8DD873" w:themeColor="accent6" w:themeTint="99"/>
+        </w:rPr>
+        <w:t>2</w:t>
+      </w:r>
+      <w:r>
+        <w:t xml:space="preserve">: </w:t>
+      </w:r>
+      <w:r>
+        <w:t>Seleccionar filtro</w:t>
+      </w:r>
+      <w:r>
+        <w:t xml:space="preserve"> fragmento de texto</w:t>
+      </w:r>
+    </w:p>
+    <w:p>
+      <w:r>
+        <w:tab/>
+      </w:r>
+      <w:r>
+        <w:rPr>
+          <w:color w:val="8DD873" w:themeColor="accent6" w:themeTint="99"/>
+        </w:rPr>
+        <w:t>Pa</w:t>
+      </w:r>
+      <w:r>
+        <w:rPr>
+          <w:color w:val="8DD873" w:themeColor="accent6" w:themeTint="99"/>
+        </w:rPr>
+        <w:t>rte</w:t>
+      </w:r>
+      <w:r>
+        <w:rPr>
+          <w:color w:val="8DD873" w:themeColor="accent6" w:themeTint="99"/>
+        </w:rPr>
+        <w:t xml:space="preserve"> </w:t>
+      </w:r>
+      <w:r>
+        <w:rPr>
+          <w:color w:val="8DD873" w:themeColor="accent6" w:themeTint="99"/>
+        </w:rPr>
+        <w:t>3</w:t>
+      </w:r>
+      <w:r>
+        <w:t xml:space="preserve">: </w:t>
+      </w:r>
+      <w:r>
+        <w:t>Seleccionar filtro</w:t>
+      </w:r>
+      <w:r>
+        <w:t xml:space="preserve"> número de teléfono</w:t>
+      </w:r>
+    </w:p>
+    <w:p>
+      <w:r>
+        <w:tab/>
+      </w:r>
+      <w:r>
+        <w:rPr>
+          <w:color w:val="8DD873" w:themeColor="accent6" w:themeTint="99"/>
+        </w:rPr>
+        <w:t>Pa</w:t>
+      </w:r>
+      <w:r>
+        <w:rPr>
+          <w:color w:val="8DD873" w:themeColor="accent6" w:themeTint="99"/>
+        </w:rPr>
+        <w:t>rte</w:t>
+      </w:r>
+      <w:r>
+        <w:rPr>
+          <w:color w:val="8DD873" w:themeColor="accent6" w:themeTint="99"/>
+        </w:rPr>
+        <w:t xml:space="preserve"> </w:t>
+      </w:r>
+      <w:r>
+        <w:rPr>
+          <w:color w:val="8DD873" w:themeColor="accent6" w:themeTint="99"/>
+        </w:rPr>
         <w:t>4</w:t>
       </w:r>
       <w:r>
-        <w:t>:</w:t>
-      </w:r>
-      <w:r>
-        <w:t xml:space="preserve"> </w:t>
-      </w:r>
-      <w:r>
-        <w:t>INTERCAMBIO MENSAJES</w:t>
-      </w:r>
-    </w:p>
-    <w:p>
-      <w:r>
-        <w:tab/>
-      </w:r>
-      <w:r>
-        <w:rPr>
-          <w:color w:val="8DD873" w:themeColor="accent6" w:themeTint="99"/>
-        </w:rPr>
-        <w:t>Pa</w:t>
-      </w:r>
-      <w:r>
-        <w:rPr>
-          <w:color w:val="8DD873" w:themeColor="accent6" w:themeTint="99"/>
-        </w:rPr>
-        <w:t>rte</w:t>
-      </w:r>
-      <w:r>
-        <w:rPr>
-          <w:color w:val="8DD873" w:themeColor="accent6" w:themeTint="99"/>
-        </w:rPr>
-        <w:t xml:space="preserve"> </w:t>
-      </w:r>
-      <w:r>
-        <w:rPr>
-          <w:color w:val="8DD873" w:themeColor="accent6" w:themeTint="99"/>
-        </w:rPr>
-        <w:t>1</w:t>
-      </w:r>
-      <w:r>
-        <w:t xml:space="preserve">: </w:t>
-      </w:r>
-      <w:r>
-        <w:t>Enviar mensaje</w:t>
-      </w:r>
-      <w:r>
-        <w:t xml:space="preserve"> a contacto</w:t>
-      </w:r>
-    </w:p>
-    <w:p>
-      <w:r>
-        <w:tab/>
-      </w:r>
-      <w:r>
-        <w:tab/>
-      </w:r>
-      <w:r>
-        <w:rPr>
-          <w:color w:val="FFC000"/>
-        </w:rPr>
-        <w:t>Detalle 1</w:t>
-      </w:r>
-      <w:r>
-        <w:t>: Seleccionar contacto</w:t>
-      </w:r>
-    </w:p>
-    <w:p>
-      <w:r>
-        <w:tab/>
-      </w:r>
-      <w:r>
-        <w:tab/>
-      </w:r>
-      <w:r>
-        <w:rPr>
-          <w:color w:val="FFC000"/>
-        </w:rPr>
-        <w:t>Detalle 2</w:t>
-      </w:r>
-      <w:r>
-        <w:t>: Redactar mensaje</w:t>
-      </w:r>
-    </w:p>
-    <w:p>
-      <w:r>
-        <w:lastRenderedPageBreak/>
-        <w:tab/>
-      </w:r>
-      <w:r>
-        <w:rPr>
-          <w:color w:val="8DD873" w:themeColor="accent6" w:themeTint="99"/>
-        </w:rPr>
-        <w:t>Pa</w:t>
-      </w:r>
-      <w:r>
-        <w:rPr>
-          <w:color w:val="8DD873" w:themeColor="accent6" w:themeTint="99"/>
-        </w:rPr>
-        <w:t>rte</w:t>
-      </w:r>
-      <w:r>
-        <w:rPr>
-          <w:color w:val="8DD873" w:themeColor="accent6" w:themeTint="99"/>
-        </w:rPr>
-        <w:t xml:space="preserve"> </w:t>
-      </w:r>
-      <w:r>
-        <w:rPr>
-          <w:color w:val="8DD873" w:themeColor="accent6" w:themeTint="99"/>
-        </w:rPr>
-        <w:t>2</w:t>
-      </w:r>
-      <w:r>
-        <w:t xml:space="preserve">: </w:t>
-      </w:r>
-      <w:r>
-        <w:t>Enviar mensaje a grupo</w:t>
-      </w:r>
-    </w:p>
-    <w:p>
-      <w:r>
-        <w:tab/>
-      </w:r>
-      <w:r>
-        <w:rPr>
-          <w:color w:val="8DD873" w:themeColor="accent6" w:themeTint="99"/>
-        </w:rPr>
-        <w:t>Pa</w:t>
-      </w:r>
-      <w:r>
-        <w:rPr>
-          <w:color w:val="8DD873" w:themeColor="accent6" w:themeTint="99"/>
-        </w:rPr>
-        <w:t>rte</w:t>
-      </w:r>
-      <w:r>
-        <w:rPr>
-          <w:color w:val="8DD873" w:themeColor="accent6" w:themeTint="99"/>
-        </w:rPr>
-        <w:t xml:space="preserve"> </w:t>
-      </w:r>
-      <w:r>
-        <w:rPr>
-          <w:color w:val="8DD873" w:themeColor="accent6" w:themeTint="99"/>
-        </w:rPr>
-        <w:t>3</w:t>
-      </w:r>
-      <w:r>
-        <w:t xml:space="preserve">: </w:t>
-      </w:r>
-      <w:r>
-        <w:t>Recibir mensaje</w:t>
-      </w:r>
-    </w:p>
-    <w:p>
-      <w:r>
-        <w:rPr>
-          <w:color w:val="45B0E1" w:themeColor="accent1" w:themeTint="99"/>
-        </w:rPr>
-        <w:t xml:space="preserve">Actividad </w:t>
-      </w:r>
-      <w:r>
-        <w:rPr>
-          <w:color w:val="45B0E1" w:themeColor="accent1" w:themeTint="99"/>
-        </w:rPr>
-        <w:t>5</w:t>
-      </w:r>
-      <w:r>
-        <w:t>:</w:t>
-      </w:r>
-      <w:r>
-        <w:t xml:space="preserve"> </w:t>
-      </w:r>
-      <w:r>
-        <w:t>GESTIÓN DE</w:t>
-      </w:r>
-      <w:r>
-        <w:t xml:space="preserve"> CUENTA</w:t>
-      </w:r>
-    </w:p>
-    <w:p>
-      <w:r>
-        <w:tab/>
-      </w:r>
-      <w:r>
-        <w:rPr>
-          <w:color w:val="8DD873" w:themeColor="accent6" w:themeTint="99"/>
-        </w:rPr>
-        <w:t>Pa</w:t>
-      </w:r>
-      <w:r>
-        <w:rPr>
-          <w:color w:val="8DD873" w:themeColor="accent6" w:themeTint="99"/>
-        </w:rPr>
-        <w:t>rte</w:t>
-      </w:r>
-      <w:r>
-        <w:rPr>
-          <w:color w:val="8DD873" w:themeColor="accent6" w:themeTint="99"/>
-        </w:rPr>
-        <w:t xml:space="preserve"> </w:t>
-      </w:r>
-      <w:r>
-        <w:rPr>
-          <w:color w:val="8DD873" w:themeColor="accent6" w:themeTint="99"/>
-        </w:rPr>
-        <w:t>1</w:t>
-      </w:r>
-      <w:r>
-        <w:t xml:space="preserve">: </w:t>
-      </w:r>
-      <w:r>
-        <w:t>Añadir/cambiar imagen</w:t>
-      </w:r>
-    </w:p>
-    <w:p>
-      <w:r>
-        <w:tab/>
-      </w:r>
-      <w:r>
-        <w:rPr>
-          <w:color w:val="8DD873" w:themeColor="accent6" w:themeTint="99"/>
-        </w:rPr>
-        <w:t>Pa</w:t>
-      </w:r>
-      <w:r>
-        <w:rPr>
-          <w:color w:val="8DD873" w:themeColor="accent6" w:themeTint="99"/>
-        </w:rPr>
-        <w:t>rte</w:t>
-      </w:r>
-      <w:r>
-        <w:rPr>
-          <w:color w:val="8DD873" w:themeColor="accent6" w:themeTint="99"/>
-        </w:rPr>
-        <w:t xml:space="preserve"> </w:t>
-      </w:r>
-      <w:r>
-        <w:rPr>
-          <w:color w:val="8DD873" w:themeColor="accent6" w:themeTint="99"/>
-        </w:rPr>
-        <w:t>2</w:t>
-      </w:r>
-      <w:r>
-        <w:t xml:space="preserve">: </w:t>
-      </w:r>
-      <w:r>
-        <w:t>Premium</w:t>
-      </w:r>
-    </w:p>
-    <w:p>
-      <w:r>
-        <w:rPr>
-          <w:color w:val="45B0E1" w:themeColor="accent1" w:themeTint="99"/>
-        </w:rPr>
-        <w:t xml:space="preserve">Actividad </w:t>
-      </w:r>
-      <w:r>
-        <w:rPr>
-          <w:color w:val="45B0E1" w:themeColor="accent1" w:themeTint="99"/>
-        </w:rPr>
-        <w:t>6</w:t>
-      </w:r>
-      <w:r>
-        <w:t>:</w:t>
-      </w:r>
-      <w:r>
-        <w:t xml:space="preserve"> </w:t>
-      </w:r>
-      <w:r>
-        <w:t>EXPLORAR MENSAJES</w:t>
-      </w:r>
-    </w:p>
-    <w:p>
-      <w:r>
-        <w:tab/>
-      </w:r>
-      <w:r>
-        <w:rPr>
-          <w:color w:val="8DD873" w:themeColor="accent6" w:themeTint="99"/>
-        </w:rPr>
-        <w:t>Pa</w:t>
-      </w:r>
-      <w:r>
-        <w:rPr>
-          <w:color w:val="8DD873" w:themeColor="accent6" w:themeTint="99"/>
-        </w:rPr>
-        <w:t>rte</w:t>
-      </w:r>
-      <w:r>
-        <w:rPr>
-          <w:color w:val="8DD873" w:themeColor="accent6" w:themeTint="99"/>
-        </w:rPr>
-        <w:t xml:space="preserve"> </w:t>
-      </w:r>
-      <w:r>
-        <w:rPr>
-          <w:color w:val="8DD873" w:themeColor="accent6" w:themeTint="99"/>
-        </w:rPr>
-        <w:t>1</w:t>
-      </w:r>
-      <w:r>
-        <w:t xml:space="preserve">: </w:t>
-      </w:r>
-      <w:r>
-        <w:t>Buscar por fragmento de texto, número de teléfono, nombre de contacto</w:t>
+        <w:t xml:space="preserve">: </w:t>
+      </w:r>
+      <w:r>
+        <w:t>Seleccionar filtro</w:t>
+      </w:r>
+      <w:r>
+        <w:t xml:space="preserve"> nombre de contacto</w:t>
       </w:r>
     </w:p>
     <w:p/>
-    <w:p>
-      <w:proofErr w:type="gramStart"/>
-      <w:r>
-        <w:rPr>
-          <w:color w:val="45B0E1" w:themeColor="accent1" w:themeTint="99"/>
-        </w:rPr>
-        <w:t xml:space="preserve">Actividad </w:t>
-      </w:r>
-      <w:r>
-        <w:rPr>
-          <w:color w:val="45B0E1" w:themeColor="accent1" w:themeTint="99"/>
-        </w:rPr>
-        <w:t>7</w:t>
-      </w:r>
-      <w:r>
-        <w:t>?</w:t>
-      </w:r>
-      <w:proofErr w:type="gramEnd"/>
-      <w:r>
-        <w:t>:</w:t>
-      </w:r>
-      <w:r>
-        <w:t xml:space="preserve"> </w:t>
-      </w:r>
-      <w:r>
-        <w:t>GENERAR PDF</w:t>
-      </w:r>
-    </w:p>
+    <w:p/>
+    <w:p/>
+    <w:p/>
+    <w:p/>
     <w:sectPr>
       <w:pgSz w:w="11906" w:h="16838"/>
       <w:pgMar w:top="1417" w:right="1701" w:bottom="1417" w:left="1701" w:header="708" w:footer="708" w:gutter="0"/>
@@ -1095,7 +1223,7 @@
 </file>
 
 <file path=word/styles.xml><?xml version="1.0" encoding="utf-8"?>
-<w:styles xmlns:mc="http://schemas.openxmlformats.org/markup-compatibility/2006" xmlns:r="http://schemas.openxmlformats.org/officeDocument/2006/relationships" xmlns:w="http://schemas.openxmlformats.org/wordprocessingml/2006/main" xmlns:w14="http://schemas.microsoft.com/office/word/2010/wordml" xmlns:w15="http://schemas.microsoft.com/office/word/2012/wordml" xmlns:w16cex="http://schemas.microsoft.com/office/word/2018/wordml/cex" xmlns:w16cid="http://schemas.microsoft.com/office/word/2016/wordml/cid" xmlns:w16="http://schemas.microsoft.com/office/word/2018/wordml" xmlns:w16du="http://schemas.microsoft.com/office/word/2023/wordml/word16du" xmlns:w16sdtdh="http://schemas.microsoft.com/office/word/2020/wordml/sdtdatahash" xmlns:w16se="http://schemas.microsoft.com/office/word/2015/wordml/symex" mc:Ignorable="w14 w15 w16se w16cid w16 w16cex w16sdtdh w16du">
+<w:styles xmlns:mc="http://schemas.openxmlformats.org/markup-compatibility/2006" xmlns:r="http://schemas.openxmlformats.org/officeDocument/2006/relationships" xmlns:w="http://schemas.openxmlformats.org/wordprocessingml/2006/main" xmlns:w14="http://schemas.microsoft.com/office/word/2010/wordml" xmlns:w15="http://schemas.microsoft.com/office/word/2012/wordml" xmlns:w16se="http://schemas.microsoft.com/office/word/2015/wordml/symex" mc:Ignorable="w14 w15 w16se">
   <w:docDefaults>
     <w:rPrDefault>
       <w:rPr>
@@ -1113,7 +1241,7 @@
       </w:pPr>
     </w:pPrDefault>
   </w:docDefaults>
-  <w:latentStyles w:defLockedState="0" w:defUIPriority="99" w:defSemiHidden="0" w:defUnhideWhenUsed="0" w:defQFormat="0" w:count="376">
+  <w:latentStyles w:defLockedState="0" w:defUIPriority="99" w:defSemiHidden="0" w:defUnhideWhenUsed="0" w:defQFormat="0" w:count="371">
     <w:lsdException w:name="Normal" w:uiPriority="0" w:qFormat="1"/>
     <w:lsdException w:name="heading 1" w:uiPriority="9" w:qFormat="1"/>
     <w:lsdException w:name="heading 2" w:semiHidden="1" w:uiPriority="9" w:unhideWhenUsed="1" w:qFormat="1"/>
@@ -1485,11 +1613,6 @@
     <w:lsdException w:name="List Table 5 Dark Accent 6" w:uiPriority="50"/>
     <w:lsdException w:name="List Table 6 Colorful Accent 6" w:uiPriority="51"/>
     <w:lsdException w:name="List Table 7 Colorful Accent 6" w:uiPriority="52"/>
-    <w:lsdException w:name="Mention" w:semiHidden="1" w:unhideWhenUsed="1"/>
-    <w:lsdException w:name="Smart Hyperlink" w:semiHidden="1" w:unhideWhenUsed="1"/>
-    <w:lsdException w:name="Hashtag" w:semiHidden="1" w:unhideWhenUsed="1"/>
-    <w:lsdException w:name="Unresolved Mention" w:semiHidden="1" w:unhideWhenUsed="1"/>
-    <w:lsdException w:name="Smart Link" w:semiHidden="1" w:unhideWhenUsed="1"/>
   </w:latentStyles>
   <w:style w:type="paragraph" w:default="1" w:styleId="Normal">
     <w:name w:val="Normal"/>
